--- a/docs/appnotes/sources/AN0022b_C47_R47_JM_2026-06-28_RPN_solve_integration_plot.docx
+++ b/docs/appnotes/sources/AN0022b_C47_R47_JM_2026-06-28_RPN_solve_integration_plot.docx
@@ -3244,7 +3244,7 @@
         <w:autoSpaceDN w:val="0"/>
         <w:adjustRightInd w:val="0"/>
         <w:spacing w:after="0" w:line="226" w:lineRule="auto"/>
-        <w:ind w:right="1666"/>
+        <w:ind w:right="-35"/>
         <w:rPr>
           <w:rFonts w:ascii="C47__StandardFont" w:hAnsi="C47__StandardFont" w:cs="C47__StandardFont"/>
           <w:color w:val="000000"/>
@@ -3275,7 +3275,7 @@
         <w:autoSpaceDN w:val="0"/>
         <w:adjustRightInd w:val="0"/>
         <w:spacing w:after="0" w:line="226" w:lineRule="auto"/>
-        <w:ind w:right="1666"/>
+        <w:ind w:right="-35"/>
         <w:rPr>
           <w:rFonts w:ascii="C47__StandardFont" w:hAnsi="C47__StandardFont" w:cs="C47__StandardFont"/>
           <w:color w:val="000000"/>
@@ -3286,11 +3286,865 @@
       <w:r>
         <w:rPr>
           <w:rFonts w:ascii="C47__StandardFont" w:hAnsi="C47__StandardFont" w:cs="C47__StandardFont"/>
+          <w:noProof/>
+          <w:kern w:val="0"/>
+          <w:lang w:val="en-GB"/>
+        </w:rPr>
+        <mc:AlternateContent>
+          <mc:Choice Requires="wps">
+            <w:drawing>
+              <wp:anchor distT="0" distB="0" distL="114300" distR="114300" simplePos="0" relativeHeight="251664390" behindDoc="0" locked="0" layoutInCell="1" allowOverlap="1" wp14:anchorId="44C1BA08" wp14:editId="3BA6FFD7">
+                <wp:simplePos x="0" y="0"/>
+                <wp:positionH relativeFrom="column">
+                  <wp:posOffset>3763736</wp:posOffset>
+                </wp:positionH>
+                <wp:positionV relativeFrom="paragraph">
+                  <wp:posOffset>34110</wp:posOffset>
+                </wp:positionV>
+                <wp:extent cx="2637064" cy="2310492"/>
+                <wp:effectExtent l="0" t="0" r="17780" b="13970"/>
+                <wp:wrapNone/>
+                <wp:docPr id="1254047439" name="Text Box 1"/>
+                <wp:cNvGraphicFramePr/>
+                <a:graphic xmlns:a="http://schemas.openxmlformats.org/drawingml/2006/main">
+                  <a:graphicData uri="http://schemas.microsoft.com/office/word/2010/wordprocessingShape">
+                    <wps:wsp>
+                      <wps:cNvSpPr txBox="1"/>
+                      <wps:spPr>
+                        <a:xfrm>
+                          <a:off x="0" y="0"/>
+                          <a:ext cx="2637064" cy="2310492"/>
+                        </a:xfrm>
+                        <a:prstGeom prst="rect">
+                          <a:avLst/>
+                        </a:prstGeom>
+                        <a:solidFill>
+                          <a:schemeClr val="lt1"/>
+                        </a:solidFill>
+                        <a:ln w="6350">
+                          <a:solidFill>
+                            <a:prstClr val="black"/>
+                          </a:solidFill>
+                        </a:ln>
+                      </wps:spPr>
+                      <wps:txbx>
+                        <w:txbxContent>
+                          <w:p>
+                            <w:pPr>
+                              <w:jc w:val="both"/>
+                              <w:rPr>
+                                <w:b/>
+                                <w:bCs/>
+                                <w:color w:val="0070C0"/>
+                                <w:lang w:val="en-US"/>
+                              </w:rPr>
+                            </w:pPr>
+                            <w:r>
+                              <w:rPr>
+                                <w:b/>
+                                <w:bCs/>
+                                <w:color w:val="0070C0"/>
+                                <w:lang w:val="en-US"/>
+                              </w:rPr>
+                              <w:t>Pro tip</w:t>
+                            </w:r>
+                            <w:r>
+                              <w:rPr>
+                                <w:b/>
+                                <w:bCs/>
+                                <w:color w:val="0070C0"/>
+                                <w:lang w:val="en-US"/>
+                              </w:rPr>
+                              <w:t xml:space="preserve"> 1:</w:t>
+                            </w:r>
+                            <w:r>
+                              <w:rPr>
+                                <w:b/>
+                                <w:bCs/>
+                                <w:color w:val="0070C0"/>
+                                <w:lang w:val="en-US"/>
+                              </w:rPr>
+                              <w:t xml:space="preserve"> from Didier:</w:t>
+                            </w:r>
+                            <w:r>
+                              <w:rPr>
+                                <w:b/>
+                                <w:bCs/>
+                                <w:color w:val="0070C0"/>
+                                <w:lang w:val="en-US"/>
+                              </w:rPr>
+                              <w:t xml:space="preserve"> </w:t>
+                            </w:r>
+                            <w:r>
+                              <w:rPr>
+                                <w:color w:val="0070C0"/>
+                              </w:rPr>
+                              <w:t>T</w:t>
+                            </w:r>
+                            <w:r>
+                              <w:rPr>
+                                <w:color w:val="0070C0"/>
+                              </w:rPr>
+                              <w:t>o save time, step space and execution time of 2 steps</w:t>
+                            </w:r>
+                            <w:r>
+                              <w:rPr>
+                                <w:color w:val="0070C0"/>
+                              </w:rPr>
+                              <w:t xml:space="preserve"> per iteration</w:t>
+                            </w:r>
+                            <w:r>
+                              <w:rPr>
+                                <w:color w:val="0070C0"/>
+                              </w:rPr>
+                              <w:t xml:space="preserve">, </w:t>
+                            </w:r>
+                            <w:r>
+                              <w:rPr>
+                                <w:color w:val="0070C0"/>
+                              </w:rPr>
+                              <w:t xml:space="preserve">use </w:t>
+                            </w:r>
+                            <w:r>
+                              <w:rPr>
+                                <w:color w:val="0070C0"/>
+                              </w:rPr>
+                              <w:t>Horner's method for polynomial evaluation</w:t>
+                            </w:r>
+                            <w:r>
+                              <w:rPr>
+                                <w:color w:val="0070C0"/>
+                              </w:rPr>
+                              <w:t xml:space="preserve"> to </w:t>
+                            </w:r>
+                            <w:r>
+                              <w:rPr>
+                                <w:color w:val="0070C0"/>
+                              </w:rPr>
+                              <w:t>re-arrange the equation to</w:t>
+                            </w:r>
+                            <w:r>
+                              <w:rPr>
+                                <w:color w:val="0070C0"/>
+                              </w:rPr>
+                              <w:t>:</w:t>
+                            </w:r>
+                            <w:r>
+                              <w:rPr>
+                                <w:color w:val="0070C0"/>
+                              </w:rPr>
+                              <w:t xml:space="preserve"> </w:t>
+                            </w:r>
+                            <w:r>
+                              <w:rPr>
+                                <w:rFonts w:ascii="Cambria Math" w:hAnsi="Cambria Math"/>
+                                <w:i/>
+                                <w:lang w:val="en-GB"/>
+                              </w:rPr>
+                              <w:br/>
+                            </w:r>
+                            <m:oMath>
+                              <m:r>
+                                <w:rPr>
+                                  <w:rFonts w:ascii="Cambria Math" w:hAnsi="Cambria Math"/>
+                                  <w:lang w:val="en-GB"/>
+                                </w:rPr>
+                                <m:t>f</m:t>
+                              </m:r>
+                              <m:d>
+                                <m:dPr>
+                                  <m:ctrlPr>
+                                    <w:rPr>
+                                      <w:rFonts w:ascii="Cambria Math" w:hAnsi="Cambria Math"/>
+                                      <w:i/>
+                                      <w:lang w:val="en-GB"/>
+                                    </w:rPr>
+                                  </m:ctrlPr>
+                                </m:dPr>
+                                <m:e>
+                                  <m:r>
+                                    <w:rPr>
+                                      <w:rFonts w:ascii="Cambria Math" w:hAnsi="Cambria Math"/>
+                                      <w:lang w:val="en-GB"/>
+                                    </w:rPr>
+                                    <m:t>x</m:t>
+                                  </m:r>
+                                </m:e>
+                              </m:d>
+                              <m:r>
+                                <w:rPr>
+                                  <w:rFonts w:ascii="Cambria Math" w:hAnsi="Cambria Math"/>
+                                  <w:lang w:val="en-GB"/>
+                                </w:rPr>
+                                <m:t>=x(x+2)</m:t>
+                              </m:r>
+                              <m:r>
+                                <m:rPr>
+                                  <m:sty m:val="p"/>
+                                </m:rPr>
+                                <w:rPr>
+                                  <w:rFonts w:ascii="Cambria Math" w:hAnsi="Cambria Math"/>
+                                  <w:lang w:val="en-GB"/>
+                                </w:rPr>
+                                <m:t>-2</m:t>
+                              </m:r>
+                              <m:r>
+                                <w:rPr>
+                                  <w:rFonts w:ascii="Cambria Math" w:hAnsi="Cambria Math"/>
+                                  <w:lang w:val="en-GB"/>
+                                </w:rPr>
+                                <m:t>=</m:t>
+                              </m:r>
+                              <m:r>
+                                <m:rPr>
+                                  <m:sty m:val="p"/>
+                                </m:rPr>
+                                <w:rPr>
+                                  <w:rFonts w:ascii="Cambria Math" w:hAnsi="Cambria Math"/>
+                                  <w:lang w:val="en-GB"/>
+                                </w:rPr>
+                                <m:t>0</m:t>
+                              </m:r>
+                            </m:oMath>
+                            <w:r>
+                              <w:rPr>
+                                <w:lang w:val="en-GB"/>
+                              </w:rPr>
+                              <w:t xml:space="preserve"> </w:t>
+                            </w:r>
+                            <w:r>
+                              <w:rPr>
+                                <w:color w:val="0070C0"/>
+                              </w:rPr>
+                              <w:t>:</w:t>
+                            </w:r>
+                          </w:p>
+                          <w:p>
+                            <w:pPr>
+                              <w:pBdr>
+                                <w:top w:val="single" w:sz="4" w:space="1" w:color="auto"/>
+                                <w:left w:val="single" w:sz="4" w:space="4" w:color="auto"/>
+                                <w:bottom w:val="single" w:sz="4" w:space="1" w:color="auto"/>
+                                <w:right w:val="single" w:sz="4" w:space="4" w:color="auto"/>
+                              </w:pBdr>
+                              <w:shd w:val="clear" w:color="auto" w:fill="DAE9F7" w:themeFill="text2" w:themeFillTint="1A"/>
+                              <w:autoSpaceDE w:val="0"/>
+                              <w:autoSpaceDN w:val="0"/>
+                              <w:adjustRightInd w:val="0"/>
+                              <w:spacing w:after="0" w:line="226" w:lineRule="auto"/>
+                              <w:ind w:left="284" w:right="89"/>
+                              <w:rPr>
+                                <w:rFonts w:ascii="C47__StandardFont" w:hAnsi="C47__StandardFont" w:cs="C47__StandardFont"/>
+                                <w:color w:val="000000"/>
+                                <w:kern w:val="0"/>
+                              </w:rPr>
+                            </w:pPr>
+                            <w:r>
+                              <w:rPr>
+                                <w:rFonts w:ascii="C47__StandardFont" w:hAnsi="C47__StandardFont" w:cs="C47__StandardFont"/>
+                                <w:color w:val="000000"/>
+                                <w:kern w:val="0"/>
+                              </w:rPr>
+                              <w:t>LBL ‘FUNC’</w:t>
+                            </w:r>
+                          </w:p>
+                          <w:p>
+                            <w:pPr>
+                              <w:pBdr>
+                                <w:top w:val="single" w:sz="4" w:space="1" w:color="auto"/>
+                                <w:left w:val="single" w:sz="4" w:space="4" w:color="auto"/>
+                                <w:bottom w:val="single" w:sz="4" w:space="1" w:color="auto"/>
+                                <w:right w:val="single" w:sz="4" w:space="4" w:color="auto"/>
+                              </w:pBdr>
+                              <w:shd w:val="clear" w:color="auto" w:fill="DAE9F7" w:themeFill="text2" w:themeFillTint="1A"/>
+                              <w:autoSpaceDE w:val="0"/>
+                              <w:autoSpaceDN w:val="0"/>
+                              <w:adjustRightInd w:val="0"/>
+                              <w:spacing w:after="0" w:line="226" w:lineRule="auto"/>
+                              <w:ind w:left="284" w:right="89"/>
+                              <w:rPr>
+                                <w:rFonts w:ascii="C47__StandardFont" w:hAnsi="C47__StandardFont" w:cs="C47__StandardFont"/>
+                                <w:color w:val="000000"/>
+                                <w:kern w:val="0"/>
+                              </w:rPr>
+                            </w:pPr>
+                            <w:r>
+                              <w:rPr>
+                                <w:rFonts w:ascii="C47__StandardFont" w:hAnsi="C47__StandardFont" w:cs="C47__StandardFont"/>
+                                <w:color w:val="000000"/>
+                                <w:kern w:val="0"/>
+                              </w:rPr>
+                              <w:t>MVAR ‘X’ RCL ‘X’</w:t>
+                            </w:r>
+                          </w:p>
+                          <w:p>
+                            <w:pPr>
+                              <w:pBdr>
+                                <w:top w:val="single" w:sz="4" w:space="1" w:color="auto"/>
+                                <w:left w:val="single" w:sz="4" w:space="4" w:color="auto"/>
+                                <w:bottom w:val="single" w:sz="4" w:space="1" w:color="auto"/>
+                                <w:right w:val="single" w:sz="4" w:space="4" w:color="auto"/>
+                              </w:pBdr>
+                              <w:shd w:val="clear" w:color="auto" w:fill="DAE9F7" w:themeFill="text2" w:themeFillTint="1A"/>
+                              <w:autoSpaceDE w:val="0"/>
+                              <w:autoSpaceDN w:val="0"/>
+                              <w:adjustRightInd w:val="0"/>
+                              <w:spacing w:after="0" w:line="226" w:lineRule="auto"/>
+                              <w:ind w:left="284" w:right="89"/>
+                              <w:rPr>
+                                <w:rFonts w:ascii="C47__StandardFont" w:hAnsi="C47__StandardFont" w:cs="C47__StandardFont"/>
+                                <w:color w:val="000000"/>
+                                <w:kern w:val="0"/>
+                              </w:rPr>
+                            </w:pPr>
+                            <w:r>
+                              <w:rPr>
+                                <w:rFonts w:ascii="C47__StandardFont" w:hAnsi="C47__StandardFont" w:cs="C47__StandardFont"/>
+                                <w:color w:val="000000"/>
+                                <w:kern w:val="0"/>
+                              </w:rPr>
+                              <w:t xml:space="preserve">ENTER 2 + </w:t>
+                            </w:r>
+                            <w:r>
+                              <w:rPr>
+                                <w:rFonts w:ascii="C47__StandardFont" w:hAnsi="C47__StandardFont" w:cs="C47__StandardFont"/>
+                                <w:color w:val="000000"/>
+                                <w:kern w:val="0"/>
+                              </w:rPr>
+                              <w:t>×</w:t>
+                            </w:r>
+                            <w:r>
+                              <w:rPr>
+                                <w:rFonts w:ascii="C47__StandardFont" w:hAnsi="C47__StandardFont" w:cs="C47__StandardFont"/>
+                                <w:color w:val="000000"/>
+                                <w:kern w:val="0"/>
+                              </w:rPr>
+                              <w:t xml:space="preserve"> </w:t>
+                            </w:r>
+                            <w:r>
+                              <w:rPr>
+                                <w:rFonts w:ascii="C47__StandardFont" w:hAnsi="C47__StandardFont" w:cs="C47__StandardFont"/>
+                                <w:color w:val="000000"/>
+                                <w:kern w:val="0"/>
+                              </w:rPr>
+                              <w:t>2</w:t>
+                            </w:r>
+                            <w:r>
+                              <w:rPr>
+                                <w:rFonts w:ascii="C47__StandardFont" w:hAnsi="C47__StandardFont" w:cs="C47__StandardFont"/>
+                                <w:color w:val="000000"/>
+                                <w:kern w:val="0"/>
+                              </w:rPr>
+                              <w:t xml:space="preserve"> -</w:t>
+                            </w:r>
+                          </w:p>
+                          <w:p>
+                            <w:pPr>
+                              <w:pBdr>
+                                <w:top w:val="single" w:sz="4" w:space="1" w:color="auto"/>
+                                <w:left w:val="single" w:sz="4" w:space="4" w:color="auto"/>
+                                <w:bottom w:val="single" w:sz="4" w:space="1" w:color="auto"/>
+                                <w:right w:val="single" w:sz="4" w:space="4" w:color="auto"/>
+                              </w:pBdr>
+                              <w:shd w:val="clear" w:color="auto" w:fill="DAE9F7" w:themeFill="text2" w:themeFillTint="1A"/>
+                              <w:autoSpaceDE w:val="0"/>
+                              <w:autoSpaceDN w:val="0"/>
+                              <w:adjustRightInd w:val="0"/>
+                              <w:spacing w:after="0" w:line="226" w:lineRule="auto"/>
+                              <w:ind w:left="284" w:right="89"/>
+                              <w:rPr>
+                                <w:rFonts w:ascii="C47__StandardFont" w:hAnsi="C47__StandardFont" w:cs="C47__StandardFont"/>
+                                <w:color w:val="000000"/>
+                                <w:kern w:val="0"/>
+                                <w:lang w:val="en-GB"/>
+                              </w:rPr>
+                            </w:pPr>
+                            <w:r>
+                              <w:rPr>
+                                <w:rFonts w:ascii="C47__StandardFont" w:hAnsi="C47__StandardFont" w:cs="C47__StandardFont"/>
+                                <w:color w:val="000000"/>
+                                <w:kern w:val="0"/>
+                              </w:rPr>
+                              <w:t>END</w:t>
+                            </w:r>
+                          </w:p>
+                          <w:p>
+                            <w:pPr>
+                              <w:rPr>
+                                <w:i/>
+                                <w:iCs/>
+                                <w:sz w:val="20"/>
+                                <w:szCs w:val="20"/>
+                                <w:lang w:val="en-GB"/>
+                              </w:rPr>
+                            </w:pPr>
+                            <w:r>
+                              <w:rPr>
+                                <w:color w:val="0070C0"/>
+                              </w:rPr>
+                              <w:t xml:space="preserve">   </w:t>
+                            </w:r>
+                            <w:r>
+                              <w:rPr>
+                                <w:i/>
+                                <w:iCs/>
+                                <w:color w:val="0070C0"/>
+                                <w:sz w:val="20"/>
+                                <w:szCs w:val="20"/>
+                              </w:rPr>
+                              <w:t xml:space="preserve">rejig </w:t>
+                            </w:r>
+                            <w:r>
+                              <w:rPr>
+                                <w:i/>
+                                <w:iCs/>
+                                <w:color w:val="0070C0"/>
+                                <w:sz w:val="20"/>
+                                <w:szCs w:val="20"/>
+                              </w:rPr>
+                              <w:t>func.txt -o func.p47</w:t>
+                            </w:r>
+                          </w:p>
+                        </w:txbxContent>
+                      </wps:txbx>
+                      <wps:bodyPr rot="0" spcFirstLastPara="0" vertOverflow="overflow" horzOverflow="overflow" vert="horz" wrap="square" lIns="91440" tIns="45720" rIns="91440" bIns="45720" numCol="1" spcCol="0" rtlCol="0" fromWordArt="0" anchor="t" anchorCtr="0" forceAA="0" compatLnSpc="1">
+                        <a:prstTxWarp prst="textNoShape">
+                          <a:avLst/>
+                        </a:prstTxWarp>
+                        <a:noAutofit/>
+                      </wps:bodyPr>
+                    </wps:wsp>
+                  </a:graphicData>
+                </a:graphic>
+                <wp14:sizeRelH relativeFrom="margin">
+                  <wp14:pctWidth>0</wp14:pctWidth>
+                </wp14:sizeRelH>
+                <wp14:sizeRelV relativeFrom="margin">
+                  <wp14:pctHeight>0</wp14:pctHeight>
+                </wp14:sizeRelV>
+              </wp:anchor>
+            </w:drawing>
+          </mc:Choice>
+          <mc:Fallback>
+            <w:pict>
+              <v:shapetype w14:anchorId="44C1BA08" id="_x0000_t202" coordsize="21600,21600" o:spt="202" path="m,l,21600r21600,l21600,xe">
+                <v:stroke joinstyle="miter"/>
+                <v:path gradientshapeok="t" o:connecttype="rect"/>
+              </v:shapetype>
+              <v:shape id="Text Box 1" o:spid="_x0000_s1026" type="#_x0000_t202" style="position:absolute;margin-left:296.35pt;margin-top:2.7pt;width:207.65pt;height:181.95pt;z-index:251664390;visibility:visible;mso-wrap-style:square;mso-width-percent:0;mso-height-percent:0;mso-wrap-distance-left:9pt;mso-wrap-distance-top:0;mso-wrap-distance-right:9pt;mso-wrap-distance-bottom:0;mso-position-horizontal:absolute;mso-position-horizontal-relative:text;mso-position-vertical:absolute;mso-position-vertical-relative:text;mso-width-percent:0;mso-height-percent:0;mso-width-relative:margin;mso-height-relative:margin;v-text-anchor:top" o:gfxdata="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" fillcolor="white [3201]" strokeweight=".5pt">
+                <v:textbox>
+                  <w:txbxContent>
+                    <w:p>
+                      <w:pPr>
+                        <w:jc w:val="both"/>
+                        <w:rPr>
+                          <w:b/>
+                          <w:bCs/>
+                          <w:color w:val="0070C0"/>
+                          <w:lang w:val="en-US"/>
+                        </w:rPr>
+                      </w:pPr>
+                      <w:r>
+                        <w:rPr>
+                          <w:b/>
+                          <w:bCs/>
+                          <w:color w:val="0070C0"/>
+                          <w:lang w:val="en-US"/>
+                        </w:rPr>
+                        <w:t>Pro tip</w:t>
+                      </w:r>
+                      <w:r>
+                        <w:rPr>
+                          <w:b/>
+                          <w:bCs/>
+                          <w:color w:val="0070C0"/>
+                          <w:lang w:val="en-US"/>
+                        </w:rPr>
+                        <w:t xml:space="preserve"> 1:</w:t>
+                      </w:r>
+                      <w:r>
+                        <w:rPr>
+                          <w:b/>
+                          <w:bCs/>
+                          <w:color w:val="0070C0"/>
+                          <w:lang w:val="en-US"/>
+                        </w:rPr>
+                        <w:t xml:space="preserve"> from Didier:</w:t>
+                      </w:r>
+                      <w:r>
+                        <w:rPr>
+                          <w:b/>
+                          <w:bCs/>
+                          <w:color w:val="0070C0"/>
+                          <w:lang w:val="en-US"/>
+                        </w:rPr>
+                        <w:t xml:space="preserve"> </w:t>
+                      </w:r>
+                      <w:r>
+                        <w:rPr>
+                          <w:color w:val="0070C0"/>
+                        </w:rPr>
+                        <w:t>T</w:t>
+                      </w:r>
+                      <w:r>
+                        <w:rPr>
+                          <w:color w:val="0070C0"/>
+                        </w:rPr>
+                        <w:t>o save time, step space and execution time of 2 steps</w:t>
+                      </w:r>
+                      <w:r>
+                        <w:rPr>
+                          <w:color w:val="0070C0"/>
+                        </w:rPr>
+                        <w:t xml:space="preserve"> per iteration</w:t>
+                      </w:r>
+                      <w:r>
+                        <w:rPr>
+                          <w:color w:val="0070C0"/>
+                        </w:rPr>
+                        <w:t xml:space="preserve">, </w:t>
+                      </w:r>
+                      <w:r>
+                        <w:rPr>
+                          <w:color w:val="0070C0"/>
+                        </w:rPr>
+                        <w:t xml:space="preserve">use </w:t>
+                      </w:r>
+                      <w:r>
+                        <w:rPr>
+                          <w:color w:val="0070C0"/>
+                        </w:rPr>
+                        <w:t>Horner's method for polynomial evaluation</w:t>
+                      </w:r>
+                      <w:r>
+                        <w:rPr>
+                          <w:color w:val="0070C0"/>
+                        </w:rPr>
+                        <w:t xml:space="preserve"> to </w:t>
+                      </w:r>
+                      <w:r>
+                        <w:rPr>
+                          <w:color w:val="0070C0"/>
+                        </w:rPr>
+                        <w:t>re-arrange the equation to</w:t>
+                      </w:r>
+                      <w:r>
+                        <w:rPr>
+                          <w:color w:val="0070C0"/>
+                        </w:rPr>
+                        <w:t>:</w:t>
+                      </w:r>
+                      <w:r>
+                        <w:rPr>
+                          <w:color w:val="0070C0"/>
+                        </w:rPr>
+                        <w:t xml:space="preserve"> </w:t>
+                      </w:r>
+                      <w:r>
+                        <w:rPr>
+                          <w:rFonts w:ascii="Cambria Math" w:hAnsi="Cambria Math"/>
+                          <w:i/>
+                          <w:lang w:val="en-GB"/>
+                        </w:rPr>
+                        <w:br/>
+                      </w:r>
+                      <m:oMath>
+                        <m:r>
+                          <w:rPr>
+                            <w:rFonts w:ascii="Cambria Math" w:hAnsi="Cambria Math"/>
+                            <w:lang w:val="en-GB"/>
+                          </w:rPr>
+                          <m:t>f</m:t>
+                        </m:r>
+                        <m:d>
+                          <m:dPr>
+                            <m:ctrlPr>
+                              <w:rPr>
+                                <w:rFonts w:ascii="Cambria Math" w:hAnsi="Cambria Math"/>
+                                <w:i/>
+                                <w:lang w:val="en-GB"/>
+                              </w:rPr>
+                            </m:ctrlPr>
+                          </m:dPr>
+                          <m:e>
+                            <m:r>
+                              <w:rPr>
+                                <w:rFonts w:ascii="Cambria Math" w:hAnsi="Cambria Math"/>
+                                <w:lang w:val="en-GB"/>
+                              </w:rPr>
+                              <m:t>x</m:t>
+                            </m:r>
+                          </m:e>
+                        </m:d>
+                        <m:r>
+                          <w:rPr>
+                            <w:rFonts w:ascii="Cambria Math" w:hAnsi="Cambria Math"/>
+                            <w:lang w:val="en-GB"/>
+                          </w:rPr>
+                          <m:t>=x(x+2)</m:t>
+                        </m:r>
+                        <m:r>
+                          <m:rPr>
+                            <m:sty m:val="p"/>
+                          </m:rPr>
+                          <w:rPr>
+                            <w:rFonts w:ascii="Cambria Math" w:hAnsi="Cambria Math"/>
+                            <w:lang w:val="en-GB"/>
+                          </w:rPr>
+                          <m:t>-2</m:t>
+                        </m:r>
+                        <m:r>
+                          <w:rPr>
+                            <w:rFonts w:ascii="Cambria Math" w:hAnsi="Cambria Math"/>
+                            <w:lang w:val="en-GB"/>
+                          </w:rPr>
+                          <m:t>=</m:t>
+                        </m:r>
+                        <m:r>
+                          <m:rPr>
+                            <m:sty m:val="p"/>
+                          </m:rPr>
+                          <w:rPr>
+                            <w:rFonts w:ascii="Cambria Math" w:hAnsi="Cambria Math"/>
+                            <w:lang w:val="en-GB"/>
+                          </w:rPr>
+                          <m:t>0</m:t>
+                        </m:r>
+                      </m:oMath>
+                      <w:r>
+                        <w:rPr>
+                          <w:lang w:val="en-GB"/>
+                        </w:rPr>
+                        <w:t xml:space="preserve"> </w:t>
+                      </w:r>
+                      <w:r>
+                        <w:rPr>
+                          <w:color w:val="0070C0"/>
+                        </w:rPr>
+                        <w:t>:</w:t>
+                      </w:r>
+                    </w:p>
+                    <w:p>
+                      <w:pPr>
+                        <w:pBdr>
+                          <w:top w:val="single" w:sz="4" w:space="1" w:color="auto"/>
+                          <w:left w:val="single" w:sz="4" w:space="4" w:color="auto"/>
+                          <w:bottom w:val="single" w:sz="4" w:space="1" w:color="auto"/>
+                          <w:right w:val="single" w:sz="4" w:space="4" w:color="auto"/>
+                        </w:pBdr>
+                        <w:shd w:val="clear" w:color="auto" w:fill="DAE9F7" w:themeFill="text2" w:themeFillTint="1A"/>
+                        <w:autoSpaceDE w:val="0"/>
+                        <w:autoSpaceDN w:val="0"/>
+                        <w:adjustRightInd w:val="0"/>
+                        <w:spacing w:after="0" w:line="226" w:lineRule="auto"/>
+                        <w:ind w:left="284" w:right="89"/>
+                        <w:rPr>
+                          <w:rFonts w:ascii="C47__StandardFont" w:hAnsi="C47__StandardFont" w:cs="C47__StandardFont"/>
+                          <w:color w:val="000000"/>
+                          <w:kern w:val="0"/>
+                        </w:rPr>
+                      </w:pPr>
+                      <w:r>
+                        <w:rPr>
+                          <w:rFonts w:ascii="C47__StandardFont" w:hAnsi="C47__StandardFont" w:cs="C47__StandardFont"/>
+                          <w:color w:val="000000"/>
+                          <w:kern w:val="0"/>
+                        </w:rPr>
+                        <w:t>LBL ‘FUNC’</w:t>
+                      </w:r>
+                    </w:p>
+                    <w:p>
+                      <w:pPr>
+                        <w:pBdr>
+                          <w:top w:val="single" w:sz="4" w:space="1" w:color="auto"/>
+                          <w:left w:val="single" w:sz="4" w:space="4" w:color="auto"/>
+                          <w:bottom w:val="single" w:sz="4" w:space="1" w:color="auto"/>
+                          <w:right w:val="single" w:sz="4" w:space="4" w:color="auto"/>
+                        </w:pBdr>
+                        <w:shd w:val="clear" w:color="auto" w:fill="DAE9F7" w:themeFill="text2" w:themeFillTint="1A"/>
+                        <w:autoSpaceDE w:val="0"/>
+                        <w:autoSpaceDN w:val="0"/>
+                        <w:adjustRightInd w:val="0"/>
+                        <w:spacing w:after="0" w:line="226" w:lineRule="auto"/>
+                        <w:ind w:left="284" w:right="89"/>
+                        <w:rPr>
+                          <w:rFonts w:ascii="C47__StandardFont" w:hAnsi="C47__StandardFont" w:cs="C47__StandardFont"/>
+                          <w:color w:val="000000"/>
+                          <w:kern w:val="0"/>
+                        </w:rPr>
+                      </w:pPr>
+                      <w:r>
+                        <w:rPr>
+                          <w:rFonts w:ascii="C47__StandardFont" w:hAnsi="C47__StandardFont" w:cs="C47__StandardFont"/>
+                          <w:color w:val="000000"/>
+                          <w:kern w:val="0"/>
+                        </w:rPr>
+                        <w:t>MVAR ‘X’ RCL ‘X’</w:t>
+                      </w:r>
+                    </w:p>
+                    <w:p>
+                      <w:pPr>
+                        <w:pBdr>
+                          <w:top w:val="single" w:sz="4" w:space="1" w:color="auto"/>
+                          <w:left w:val="single" w:sz="4" w:space="4" w:color="auto"/>
+                          <w:bottom w:val="single" w:sz="4" w:space="1" w:color="auto"/>
+                          <w:right w:val="single" w:sz="4" w:space="4" w:color="auto"/>
+                        </w:pBdr>
+                        <w:shd w:val="clear" w:color="auto" w:fill="DAE9F7" w:themeFill="text2" w:themeFillTint="1A"/>
+                        <w:autoSpaceDE w:val="0"/>
+                        <w:autoSpaceDN w:val="0"/>
+                        <w:adjustRightInd w:val="0"/>
+                        <w:spacing w:after="0" w:line="226" w:lineRule="auto"/>
+                        <w:ind w:left="284" w:right="89"/>
+                        <w:rPr>
+                          <w:rFonts w:ascii="C47__StandardFont" w:hAnsi="C47__StandardFont" w:cs="C47__StandardFont"/>
+                          <w:color w:val="000000"/>
+                          <w:kern w:val="0"/>
+                        </w:rPr>
+                      </w:pPr>
+                      <w:r>
+                        <w:rPr>
+                          <w:rFonts w:ascii="C47__StandardFont" w:hAnsi="C47__StandardFont" w:cs="C47__StandardFont"/>
+                          <w:color w:val="000000"/>
+                          <w:kern w:val="0"/>
+                        </w:rPr>
+                        <w:t xml:space="preserve">ENTER 2 + </w:t>
+                      </w:r>
+                      <w:r>
+                        <w:rPr>
+                          <w:rFonts w:ascii="C47__StandardFont" w:hAnsi="C47__StandardFont" w:cs="C47__StandardFont"/>
+                          <w:color w:val="000000"/>
+                          <w:kern w:val="0"/>
+                        </w:rPr>
+                        <w:t>×</w:t>
+                      </w:r>
+                      <w:r>
+                        <w:rPr>
+                          <w:rFonts w:ascii="C47__StandardFont" w:hAnsi="C47__StandardFont" w:cs="C47__StandardFont"/>
+                          <w:color w:val="000000"/>
+                          <w:kern w:val="0"/>
+                        </w:rPr>
+                        <w:t xml:space="preserve"> </w:t>
+                      </w:r>
+                      <w:r>
+                        <w:rPr>
+                          <w:rFonts w:ascii="C47__StandardFont" w:hAnsi="C47__StandardFont" w:cs="C47__StandardFont"/>
+                          <w:color w:val="000000"/>
+                          <w:kern w:val="0"/>
+                        </w:rPr>
+                        <w:t>2</w:t>
+                      </w:r>
+                      <w:r>
+                        <w:rPr>
+                          <w:rFonts w:ascii="C47__StandardFont" w:hAnsi="C47__StandardFont" w:cs="C47__StandardFont"/>
+                          <w:color w:val="000000"/>
+                          <w:kern w:val="0"/>
+                        </w:rPr>
+                        <w:t xml:space="preserve"> -</w:t>
+                      </w:r>
+                    </w:p>
+                    <w:p>
+                      <w:pPr>
+                        <w:pBdr>
+                          <w:top w:val="single" w:sz="4" w:space="1" w:color="auto"/>
+                          <w:left w:val="single" w:sz="4" w:space="4" w:color="auto"/>
+                          <w:bottom w:val="single" w:sz="4" w:space="1" w:color="auto"/>
+                          <w:right w:val="single" w:sz="4" w:space="4" w:color="auto"/>
+                        </w:pBdr>
+                        <w:shd w:val="clear" w:color="auto" w:fill="DAE9F7" w:themeFill="text2" w:themeFillTint="1A"/>
+                        <w:autoSpaceDE w:val="0"/>
+                        <w:autoSpaceDN w:val="0"/>
+                        <w:adjustRightInd w:val="0"/>
+                        <w:spacing w:after="0" w:line="226" w:lineRule="auto"/>
+                        <w:ind w:left="284" w:right="89"/>
+                        <w:rPr>
+                          <w:rFonts w:ascii="C47__StandardFont" w:hAnsi="C47__StandardFont" w:cs="C47__StandardFont"/>
+                          <w:color w:val="000000"/>
+                          <w:kern w:val="0"/>
+                          <w:lang w:val="en-GB"/>
+                        </w:rPr>
+                      </w:pPr>
+                      <w:r>
+                        <w:rPr>
+                          <w:rFonts w:ascii="C47__StandardFont" w:hAnsi="C47__StandardFont" w:cs="C47__StandardFont"/>
+                          <w:color w:val="000000"/>
+                          <w:kern w:val="0"/>
+                        </w:rPr>
+                        <w:t>END</w:t>
+                      </w:r>
+                    </w:p>
+                    <w:p>
+                      <w:pPr>
+                        <w:rPr>
+                          <w:i/>
+                          <w:iCs/>
+                          <w:sz w:val="20"/>
+                          <w:szCs w:val="20"/>
+                          <w:lang w:val="en-GB"/>
+                        </w:rPr>
+                      </w:pPr>
+                      <w:r>
+                        <w:rPr>
+                          <w:color w:val="0070C0"/>
+                        </w:rPr>
+                        <w:t xml:space="preserve">   </w:t>
+                      </w:r>
+                      <w:r>
+                        <w:rPr>
+                          <w:i/>
+                          <w:iCs/>
+                          <w:color w:val="0070C0"/>
+                          <w:sz w:val="20"/>
+                          <w:szCs w:val="20"/>
+                        </w:rPr>
+                        <w:t xml:space="preserve">rejig </w:t>
+                      </w:r>
+                      <w:r>
+                        <w:rPr>
+                          <w:i/>
+                          <w:iCs/>
+                          <w:color w:val="0070C0"/>
+                          <w:sz w:val="20"/>
+                          <w:szCs w:val="20"/>
+                        </w:rPr>
+                        <w:t>func.txt -o func.p47</w:t>
+                      </w:r>
+                    </w:p>
+                  </w:txbxContent>
+                </v:textbox>
+              </v:shape>
+            </w:pict>
+          </mc:Fallback>
+        </mc:AlternateContent>
+      </w:r>
+      <w:r>
+        <w:rPr>
+          <w:rFonts w:ascii="C47__StandardFont" w:hAnsi="C47__StandardFont" w:cs="C47__StandardFont"/>
           <w:color w:val="000000"/>
           <w:kern w:val="0"/>
           <w:lang w:val="en-GB"/>
         </w:rPr>
-        <w:t xml:space="preserve">0000:  Prgm #2/2: 34 bytes / 13 steps  </w:t>
+        <w:t xml:space="preserve">0000:  </w:t>
+      </w:r>
+      <w:proofErr w:type="spellStart"/>
+      <w:r>
+        <w:rPr>
+          <w:rFonts w:ascii="C47__StandardFont" w:hAnsi="C47__StandardFont" w:cs="C47__StandardFont"/>
+          <w:color w:val="000000"/>
+          <w:kern w:val="0"/>
+          <w:lang w:val="en-GB"/>
+        </w:rPr>
+        <w:t>Prgm</w:t>
+      </w:r>
+      <w:proofErr w:type="spellEnd"/>
+      <w:r>
+        <w:rPr>
+          <w:rFonts w:ascii="C47__StandardFont" w:hAnsi="C47__StandardFont" w:cs="C47__StandardFont"/>
+          <w:color w:val="000000"/>
+          <w:kern w:val="0"/>
+          <w:lang w:val="en-GB"/>
+        </w:rPr>
+        <w:t xml:space="preserve"> #2/2: 34 bytes / 13 steps  </w:t>
       </w:r>
     </w:p>
     <w:p>
@@ -3306,7 +4160,7 @@
         <w:autoSpaceDN w:val="0"/>
         <w:adjustRightInd w:val="0"/>
         <w:spacing w:after="0" w:line="226" w:lineRule="auto"/>
-        <w:ind w:right="1666"/>
+        <w:ind w:right="-35"/>
         <w:rPr>
           <w:rFonts w:ascii="C47__StandardFont" w:hAnsi="C47__StandardFont" w:cs="C47__StandardFont"/>
           <w:color w:val="000000"/>
@@ -3314,28 +4168,6 @@
           <w:lang w:val="en-GB"/>
         </w:rPr>
       </w:pPr>
-    </w:p>
-    <w:p>
-      <w:pPr>
-        <w:pBdr>
-          <w:top w:val="single" w:sz="4" w:space="1" w:color="auto"/>
-          <w:left w:val="single" w:sz="4" w:space="4" w:color="auto"/>
-          <w:bottom w:val="single" w:sz="4" w:space="1" w:color="auto"/>
-          <w:right w:val="single" w:sz="4" w:space="4" w:color="auto"/>
-        </w:pBdr>
-        <w:shd w:val="clear" w:color="auto" w:fill="DAE9F7" w:themeFill="text2" w:themeFillTint="1A"/>
-        <w:autoSpaceDE w:val="0"/>
-        <w:autoSpaceDN w:val="0"/>
-        <w:adjustRightInd w:val="0"/>
-        <w:spacing w:after="0" w:line="226" w:lineRule="auto"/>
-        <w:ind w:right="1666"/>
-        <w:rPr>
-          <w:rFonts w:ascii="C47__StandardFont" w:hAnsi="C47__StandardFont" w:cs="C47__StandardFont"/>
-          <w:color w:val="000000"/>
-          <w:kern w:val="0"/>
-          <w:lang w:val="en-GB"/>
-        </w:rPr>
-      </w:pPr>
       <w:r>
         <w:rPr>
           <w:rFonts w:ascii="C47__StandardFont" w:hAnsi="C47__StandardFont" w:cs="C47__StandardFont"/>
@@ -3346,16 +4178,16 @@
         <mc:AlternateContent>
           <mc:Choice Requires="wps">
             <w:drawing>
-              <wp:anchor distT="0" distB="0" distL="114300" distR="114300" simplePos="0" relativeHeight="251658240" behindDoc="0" locked="0" layoutInCell="1" allowOverlap="1" wp14:anchorId="5F808E5F" wp14:editId="68EC3322">
+              <wp:anchor distT="0" distB="0" distL="114300" distR="114300" simplePos="0" relativeHeight="251658240" behindDoc="0" locked="0" layoutInCell="1" allowOverlap="1" wp14:anchorId="5F808E5F" wp14:editId="4CF32E98">
                 <wp:simplePos x="0" y="0"/>
                 <wp:positionH relativeFrom="column">
-                  <wp:posOffset>2300816</wp:posOffset>
+                  <wp:posOffset>1155653</wp:posOffset>
                 </wp:positionH>
                 <wp:positionV relativeFrom="paragraph">
-                  <wp:posOffset>50588</wp:posOffset>
+                  <wp:posOffset>113665</wp:posOffset>
                 </wp:positionV>
-                <wp:extent cx="2594187" cy="1713654"/>
-                <wp:effectExtent l="0" t="0" r="9525" b="13970"/>
+                <wp:extent cx="2483892" cy="1985228"/>
+                <wp:effectExtent l="0" t="0" r="18415" b="8890"/>
                 <wp:wrapNone/>
                 <wp:docPr id="1482521273" name="Text Box 1"/>
                 <wp:cNvGraphicFramePr/>
@@ -3366,7 +4198,7 @@
                       <wps:spPr>
                         <a:xfrm>
                           <a:off x="0" y="0"/>
-                          <a:ext cx="2594187" cy="1713654"/>
+                          <a:ext cx="2483892" cy="1985228"/>
                         </a:xfrm>
                         <a:prstGeom prst="rect">
                           <a:avLst/>
@@ -3526,11 +4358,7 @@
           </mc:Choice>
           <mc:Fallback>
             <w:pict>
-              <v:shapetype w14:anchorId="5F808E5F" id="_x0000_t202" coordsize="21600,21600" o:spt="202" path="m,l,21600r21600,l21600,xe">
-                <v:stroke joinstyle="miter"/>
-                <v:path gradientshapeok="t" o:connecttype="rect"/>
-              </v:shapetype>
-              <v:shape id="Text Box 1" o:spid="_x0000_s1026" type="#_x0000_t202" style="position:absolute;margin-left:181.15pt;margin-top:4pt;width:204.25pt;height:134.95pt;z-index:251658240;visibility:visible;mso-wrap-style:square;mso-width-percent:0;mso-height-percent:0;mso-wrap-distance-left:9pt;mso-wrap-distance-top:0;mso-wrap-distance-right:9pt;mso-wrap-distance-bottom:0;mso-position-horizontal:absolute;mso-position-horizontal-relative:text;mso-position-vertical:absolute;mso-position-vertical-relative:text;mso-width-percent:0;mso-height-percent:0;mso-width-relative:margin;mso-height-relative:margin;v-text-anchor:top" o:gfxdata="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" fillcolor="white [3201]" strokeweight=".5pt">
+              <v:shape w14:anchorId="5F808E5F" id="_x0000_s1027" type="#_x0000_t202" style="position:absolute;margin-left:91pt;margin-top:8.95pt;width:195.6pt;height:156.3pt;z-index:251658240;visibility:visible;mso-wrap-style:square;mso-width-percent:0;mso-height-percent:0;mso-wrap-distance-left:9pt;mso-wrap-distance-top:0;mso-wrap-distance-right:9pt;mso-wrap-distance-bottom:0;mso-position-horizontal:absolute;mso-position-horizontal-relative:text;mso-position-vertical:absolute;mso-position-vertical-relative:text;mso-width-percent:0;mso-height-percent:0;mso-width-relative:margin;mso-height-relative:margin;v-text-anchor:top" o:gfxdata="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" fillcolor="white [3201]" strokeweight=".5pt">
                 <v:textbox>
                   <w:txbxContent>
                     <w:p>
@@ -3662,15 +4490,6 @@
           </mc:Fallback>
         </mc:AlternateContent>
       </w:r>
-      <w:r>
-        <w:rPr>
-          <w:rFonts w:ascii="C47__StandardFont" w:hAnsi="C47__StandardFont" w:cs="C47__StandardFont"/>
-          <w:color w:val="000000"/>
-          <w:kern w:val="0"/>
-          <w:lang w:val="en-GB"/>
-        </w:rPr>
-        <w:t>0001:  LBL ‘FUNC’</w:t>
-      </w:r>
     </w:p>
     <w:p>
       <w:pPr>
@@ -3685,12 +4504,11 @@
         <w:autoSpaceDN w:val="0"/>
         <w:adjustRightInd w:val="0"/>
         <w:spacing w:after="0" w:line="226" w:lineRule="auto"/>
-        <w:ind w:right="1666"/>
+        <w:ind w:right="-35"/>
         <w:rPr>
           <w:rFonts w:ascii="C47__StandardFont" w:hAnsi="C47__StandardFont" w:cs="C47__StandardFont"/>
           <w:color w:val="000000"/>
           <w:kern w:val="0"/>
-          <w:highlight w:val="yellow"/>
           <w:lang w:val="en-GB"/>
         </w:rPr>
       </w:pPr>
@@ -3699,10 +4517,9 @@
           <w:rFonts w:ascii="C47__StandardFont" w:hAnsi="C47__StandardFont" w:cs="C47__StandardFont"/>
           <w:color w:val="000000"/>
           <w:kern w:val="0"/>
-          <w:highlight w:val="yellow"/>
-          <w:lang w:val="en-GB"/>
-        </w:rPr>
-        <w:t>0002:    MVAR ‘x’</w:t>
+          <w:lang w:val="en-GB"/>
+        </w:rPr>
+        <w:t>0001:  LBL ‘FUNC’</w:t>
       </w:r>
     </w:p>
     <w:p>
@@ -3718,15 +4535,7 @@
         <w:autoSpaceDN w:val="0"/>
         <w:adjustRightInd w:val="0"/>
         <w:spacing w:after="0" w:line="226" w:lineRule="auto"/>
-        <w:ind w:right="1666"/>
-        <w:rPr>
-          <w:rFonts w:ascii="C47__StandardFont" w:hAnsi="C47__StandardFont" w:cs="C47__StandardFont"/>
-          <w:color w:val="000000"/>
-          <w:kern w:val="0"/>
-          <w:lang w:val="en-GB"/>
-        </w:rPr>
-      </w:pPr>
-      <w:r>
+        <w:ind w:right="-35"/>
         <w:rPr>
           <w:rFonts w:ascii="C47__StandardFont" w:hAnsi="C47__StandardFont" w:cs="C47__StandardFont"/>
           <w:color w:val="000000"/>
@@ -3734,7 +4543,16 @@
           <w:highlight w:val="yellow"/>
           <w:lang w:val="en-GB"/>
         </w:rPr>
-        <w:t>0003:    RCL ‘x’</w:t>
+      </w:pPr>
+      <w:r>
+        <w:rPr>
+          <w:rFonts w:ascii="C47__StandardFont" w:hAnsi="C47__StandardFont" w:cs="C47__StandardFont"/>
+          <w:color w:val="000000"/>
+          <w:kern w:val="0"/>
+          <w:highlight w:val="yellow"/>
+          <w:lang w:val="en-GB"/>
+        </w:rPr>
+        <w:t>0002:    MVAR ‘x’</w:t>
       </w:r>
     </w:p>
     <w:p>
@@ -3750,7 +4568,7 @@
         <w:autoSpaceDN w:val="0"/>
         <w:adjustRightInd w:val="0"/>
         <w:spacing w:after="0" w:line="226" w:lineRule="auto"/>
-        <w:ind w:right="1666"/>
+        <w:ind w:right="-35"/>
         <w:rPr>
           <w:rFonts w:ascii="C47__StandardFont" w:hAnsi="C47__StandardFont" w:cs="C47__StandardFont"/>
           <w:color w:val="000000"/>
@@ -3763,9 +4581,10 @@
           <w:rFonts w:ascii="C47__StandardFont" w:hAnsi="C47__StandardFont" w:cs="C47__StandardFont"/>
           <w:color w:val="000000"/>
           <w:kern w:val="0"/>
-          <w:lang w:val="en-GB"/>
-        </w:rPr>
-        <w:t>0004:    ENTER</w:t>
+          <w:highlight w:val="yellow"/>
+          <w:lang w:val="en-GB"/>
+        </w:rPr>
+        <w:t>0003:    RCL ‘x’</w:t>
       </w:r>
     </w:p>
     <w:p>
@@ -3781,7 +4600,7 @@
         <w:autoSpaceDN w:val="0"/>
         <w:adjustRightInd w:val="0"/>
         <w:spacing w:after="0" w:line="226" w:lineRule="auto"/>
-        <w:ind w:right="1666"/>
+        <w:ind w:right="-35"/>
         <w:rPr>
           <w:rFonts w:ascii="C47__StandardFont" w:hAnsi="C47__StandardFont" w:cs="C47__StandardFont"/>
           <w:color w:val="000000"/>
@@ -3796,17 +4615,7 @@
           <w:kern w:val="0"/>
           <w:lang w:val="en-GB"/>
         </w:rPr>
-        <w:t>0005:    x</w:t>
-      </w:r>
-      <w:r>
-        <w:rPr>
-          <w:rFonts w:ascii="C47__StandardFont" w:hAnsi="C47__StandardFont" w:cs="C47__StandardFont"/>
-          <w:color w:val="000000"/>
-          <w:kern w:val="0"/>
-          <w:vertAlign w:val="superscript"/>
-          <w:lang w:val="en-GB"/>
-        </w:rPr>
-        <w:t>2</w:t>
+        <w:t>0004:    ENTER</w:t>
       </w:r>
     </w:p>
     <w:p>
@@ -3822,7 +4631,7 @@
         <w:autoSpaceDN w:val="0"/>
         <w:adjustRightInd w:val="0"/>
         <w:spacing w:after="0" w:line="226" w:lineRule="auto"/>
-        <w:ind w:right="1666"/>
+        <w:ind w:right="-35"/>
         <w:rPr>
           <w:rFonts w:ascii="C47__StandardFont" w:hAnsi="C47__StandardFont" w:cs="C47__StandardFont"/>
           <w:color w:val="000000"/>
@@ -3837,7 +4646,17 @@
           <w:kern w:val="0"/>
           <w:lang w:val="en-GB"/>
         </w:rPr>
-        <w:t>0006:    x⇄y</w:t>
+        <w:t>0005:    x</w:t>
+      </w:r>
+      <w:r>
+        <w:rPr>
+          <w:rFonts w:ascii="C47__StandardFont" w:hAnsi="C47__StandardFont" w:cs="C47__StandardFont"/>
+          <w:color w:val="000000"/>
+          <w:kern w:val="0"/>
+          <w:vertAlign w:val="superscript"/>
+          <w:lang w:val="en-GB"/>
+        </w:rPr>
+        <w:t>2</w:t>
       </w:r>
     </w:p>
     <w:p>
@@ -3853,7 +4672,7 @@
         <w:autoSpaceDN w:val="0"/>
         <w:adjustRightInd w:val="0"/>
         <w:spacing w:after="0" w:line="226" w:lineRule="auto"/>
-        <w:ind w:right="1666"/>
+        <w:ind w:right="-35"/>
         <w:rPr>
           <w:rFonts w:ascii="C47__StandardFont" w:hAnsi="C47__StandardFont" w:cs="C47__StandardFont"/>
           <w:color w:val="000000"/>
@@ -3868,7 +4687,7 @@
           <w:kern w:val="0"/>
           <w:lang w:val="en-GB"/>
         </w:rPr>
-        <w:t>0007:    2</w:t>
+        <w:t>0006:    x⇄y</w:t>
       </w:r>
     </w:p>
     <w:p>
@@ -3884,7 +4703,7 @@
         <w:autoSpaceDN w:val="0"/>
         <w:adjustRightInd w:val="0"/>
         <w:spacing w:after="0" w:line="226" w:lineRule="auto"/>
-        <w:ind w:right="1666"/>
+        <w:ind w:right="-35"/>
         <w:rPr>
           <w:rFonts w:ascii="C47__StandardFont" w:hAnsi="C47__StandardFont" w:cs="C47__StandardFont"/>
           <w:color w:val="000000"/>
@@ -3899,7 +4718,7 @@
           <w:kern w:val="0"/>
           <w:lang w:val="en-GB"/>
         </w:rPr>
-        <w:t>0008:    ×</w:t>
+        <w:t>0007:    2</w:t>
       </w:r>
     </w:p>
     <w:p>
@@ -3915,7 +4734,7 @@
         <w:autoSpaceDN w:val="0"/>
         <w:adjustRightInd w:val="0"/>
         <w:spacing w:after="0" w:line="226" w:lineRule="auto"/>
-        <w:ind w:right="1666"/>
+        <w:ind w:right="-35"/>
         <w:rPr>
           <w:rFonts w:ascii="C47__StandardFont" w:hAnsi="C47__StandardFont" w:cs="C47__StandardFont"/>
           <w:color w:val="000000"/>
@@ -3930,7 +4749,7 @@
           <w:kern w:val="0"/>
           <w:lang w:val="en-GB"/>
         </w:rPr>
-        <w:t>0009:    +</w:t>
+        <w:t>0008:    ×</w:t>
       </w:r>
     </w:p>
     <w:p>
@@ -3946,7 +4765,7 @@
         <w:autoSpaceDN w:val="0"/>
         <w:adjustRightInd w:val="0"/>
         <w:spacing w:after="0" w:line="226" w:lineRule="auto"/>
-        <w:ind w:right="1666"/>
+        <w:ind w:right="-35"/>
         <w:rPr>
           <w:rFonts w:ascii="C47__StandardFont" w:hAnsi="C47__StandardFont" w:cs="C47__StandardFont"/>
           <w:color w:val="000000"/>
@@ -3961,7 +4780,7 @@
           <w:kern w:val="0"/>
           <w:lang w:val="en-GB"/>
         </w:rPr>
-        <w:t>0010:    2</w:t>
+        <w:t>0009:    +</w:t>
       </w:r>
     </w:p>
     <w:p>
@@ -3977,7 +4796,7 @@
         <w:autoSpaceDN w:val="0"/>
         <w:adjustRightInd w:val="0"/>
         <w:spacing w:after="0" w:line="226" w:lineRule="auto"/>
-        <w:ind w:right="1666"/>
+        <w:ind w:right="-35"/>
         <w:rPr>
           <w:rFonts w:ascii="C47__StandardFont" w:hAnsi="C47__StandardFont" w:cs="C47__StandardFont"/>
           <w:color w:val="000000"/>
@@ -3992,7 +4811,7 @@
           <w:kern w:val="0"/>
           <w:lang w:val="en-GB"/>
         </w:rPr>
-        <w:t>0011:    -</w:t>
+        <w:t>0010:    2</w:t>
       </w:r>
     </w:p>
     <w:p>
@@ -4008,7 +4827,7 @@
         <w:autoSpaceDN w:val="0"/>
         <w:adjustRightInd w:val="0"/>
         <w:spacing w:after="0" w:line="226" w:lineRule="auto"/>
-        <w:ind w:right="1666"/>
+        <w:ind w:right="-35"/>
         <w:rPr>
           <w:rFonts w:ascii="C47__StandardFont" w:hAnsi="C47__StandardFont" w:cs="C47__StandardFont"/>
           <w:color w:val="000000"/>
@@ -4023,8 +4842,70 @@
           <w:kern w:val="0"/>
           <w:lang w:val="en-GB"/>
         </w:rPr>
-        <w:t>0012:  END</w:t>
-      </w:r>
+        <w:t>0011:    -</w:t>
+      </w:r>
+    </w:p>
+    <w:p>
+      <w:pPr>
+        <w:pBdr>
+          <w:top w:val="single" w:sz="4" w:space="1" w:color="auto"/>
+          <w:left w:val="single" w:sz="4" w:space="4" w:color="auto"/>
+          <w:bottom w:val="single" w:sz="4" w:space="1" w:color="auto"/>
+          <w:right w:val="single" w:sz="4" w:space="4" w:color="auto"/>
+        </w:pBdr>
+        <w:shd w:val="clear" w:color="auto" w:fill="DAE9F7" w:themeFill="text2" w:themeFillTint="1A"/>
+        <w:autoSpaceDE w:val="0"/>
+        <w:autoSpaceDN w:val="0"/>
+        <w:adjustRightInd w:val="0"/>
+        <w:spacing w:after="0" w:line="226" w:lineRule="auto"/>
+        <w:ind w:right="-35"/>
+        <w:rPr>
+          <w:rFonts w:ascii="C47__StandardFont" w:hAnsi="C47__StandardFont" w:cs="C47__StandardFont"/>
+          <w:color w:val="000000"/>
+          <w:kern w:val="0"/>
+          <w:lang w:val="en-GB"/>
+        </w:rPr>
+      </w:pPr>
+      <w:r>
+        <w:rPr>
+          <w:rFonts w:ascii="C47__StandardFont" w:hAnsi="C47__StandardFont" w:cs="C47__StandardFont"/>
+          <w:color w:val="000000"/>
+          <w:kern w:val="0"/>
+          <w:lang w:val="en-GB"/>
+        </w:rPr>
+        <w:t>0012:  EN</w:t>
+      </w:r>
+      <w:r>
+        <w:rPr>
+          <w:rFonts w:ascii="C47__StandardFont" w:hAnsi="C47__StandardFont" w:cs="C47__StandardFont"/>
+          <w:color w:val="000000"/>
+          <w:kern w:val="0"/>
+          <w:lang w:val="en-GB"/>
+        </w:rPr>
+        <w:t>D</w:t>
+      </w:r>
+    </w:p>
+    <w:p>
+      <w:pPr>
+        <w:pBdr>
+          <w:top w:val="single" w:sz="4" w:space="1" w:color="auto"/>
+          <w:left w:val="single" w:sz="4" w:space="4" w:color="auto"/>
+          <w:bottom w:val="single" w:sz="4" w:space="1" w:color="auto"/>
+          <w:right w:val="single" w:sz="4" w:space="4" w:color="auto"/>
+        </w:pBdr>
+        <w:shd w:val="clear" w:color="auto" w:fill="DAE9F7" w:themeFill="text2" w:themeFillTint="1A"/>
+        <w:autoSpaceDE w:val="0"/>
+        <w:autoSpaceDN w:val="0"/>
+        <w:adjustRightInd w:val="0"/>
+        <w:spacing w:after="0" w:line="226" w:lineRule="auto"/>
+        <w:ind w:right="-35"/>
+        <w:rPr>
+          <w:rFonts w:ascii="C47__StandardFont" w:hAnsi="C47__StandardFont" w:cs="C47__StandardFont"/>
+          <w:color w:val="000000"/>
+          <w:kern w:val="0"/>
+          <w:lang w:val="en-GB"/>
+        </w:rPr>
+      </w:pPr>
     </w:p>
     <w:p>
       <w:pPr>
@@ -4325,13 +5206,13 @@
         <mc:AlternateContent>
           <mc:Choice Requires="wps">
             <w:drawing>
-              <wp:anchor distT="0" distB="0" distL="114300" distR="114300" simplePos="0" relativeHeight="251658243" behindDoc="0" locked="0" layoutInCell="1" allowOverlap="1" wp14:anchorId="38E8A11F" wp14:editId="0F5985F9">
+              <wp:anchor distT="0" distB="0" distL="114300" distR="114300" simplePos="0" relativeHeight="251658243" behindDoc="0" locked="0" layoutInCell="1" allowOverlap="1" wp14:anchorId="38E8A11F" wp14:editId="72D53C7D">
                 <wp:simplePos x="0" y="0"/>
                 <wp:positionH relativeFrom="column">
-                  <wp:posOffset>3164633</wp:posOffset>
+                  <wp:posOffset>3017359</wp:posOffset>
                 </wp:positionH>
                 <wp:positionV relativeFrom="paragraph">
-                  <wp:posOffset>1321616</wp:posOffset>
+                  <wp:posOffset>1321435</wp:posOffset>
                 </wp:positionV>
                 <wp:extent cx="528734" cy="261258"/>
                 <wp:effectExtent l="12700" t="12700" r="17780" b="18415"/>
@@ -4382,7 +5263,7 @@
           </mc:Choice>
           <mc:Fallback>
             <w:pict>
-              <v:oval w14:anchorId="2E2194B0" id="Oval 7" o:spid="_x0000_s1026" style="position:absolute;margin-left:249.2pt;margin-top:104.05pt;width:41.65pt;height:20.55pt;z-index:251669504;visibility:visible;mso-wrap-style:square;mso-wrap-distance-left:9pt;mso-wrap-distance-top:0;mso-wrap-distance-right:9pt;mso-wrap-distance-bottom:0;mso-position-horizontal:absolute;mso-position-horizontal-relative:text;mso-position-vertical:absolute;mso-position-vertical-relative:text;v-text-anchor:middle" o:gfxdata="UEsDBBQABgAIAAAAIQC2gziS/gAAAOEBAAATAAAAW0NvbnRlbnRfVHlwZXNdLnhtbJSRQU7DMBBF 90jcwfIWJU67QAgl6YK0S0CoHGBkTxKLZGx5TGhvj5O2G0SRWNoz/78nu9wcxkFMGNg6quQqL6RA 0s5Y6ir5vt9lD1JwBDIwOMJKHpHlpr69KfdHjyxSmriSfYz+USnWPY7AufNIadK6MEJMx9ApD/oD OlTrorhX2lFEilmcO2RdNtjC5xDF9pCuTyYBB5bi6bQ4syoJ3g9WQ0ymaiLzg5KdCXlKLjvcW893 SUOqXwnz5DrgnHtJTxOsQfEKIT7DmDSUCaxw7Rqn8787ZsmRM9e2VmPeBN4uqYvTtW7jvijg9N/y JsXecLq0q+WD6m8AAAD//wMAUEsDBBQABgAIAAAAIQA4/SH/1gAAAJQBAAALAAAAX3JlbHMvLnJl bHOkkMFqwzAMhu+DvYPRfXGawxijTi+j0GvpHsDYimMaW0Yy2fr2M4PBMnrbUb/Q94l/f/hMi1qR JVI2sOt6UJgd+ZiDgffL8ekFlFSbvV0oo4EbChzGx4f9GRdb25HMsYhqlCwG5lrLq9biZkxWOiqY 22YiTra2kYMu1l1tQD30/bPm3wwYN0x18gb45AdQl1tp5j/sFB2T0FQ7R0nTNEV3j6o9feQzro1i OWA14Fm+Q8a1a8+Bvu/d/dMb2JY5uiPbhG/ktn4cqGU/er3pcvwCAAD//wMAUEsDBBQABgAIAAAA IQAELbGmZAIAACAFAAAOAAAAZHJzL2Uyb0RvYy54bWysVE1v2zAMvQ/YfxB0X/yxpO2MOkXQIsOA og3WDj2rslQLkEVNUuJkv36U7DjFWuww7CJLIvlIPj/q8mrfabITziswNS1mOSXCcGiUeanpj8f1 pwtKfGCmYRqMqOlBeHq1/PjhsreVKKEF3QhHEMT4qrc1bUOwVZZ53oqO+RlYYdAowXUs4NG9ZI1j PaJ3Oivz/CzrwTXWARfe4+3NYKTLhC+l4OFeSi8C0TXF2kJaXVqf45otL1n14phtFR/LYP9QRceU waQT1A0LjGydegPVKe7AgwwzDl0GUiouUg/YTZH/0c1Dy6xIvSA53k40+f8Hy+92D3bjkIbe+srj Nnaxl66LX6yP7BNZh4kssQ+E4+WivDj/PKeEo6k8K8rFRSQzOwVb58NXAR2Jm5oKrZX1sR1Wsd2t D4P30SteG1grreP9qZi0CwctooM234UkqsH0ZQJKOhHX2pEdwz/MOBcmFIOpZY0YrotFnqdfjdVN EanWBBiRJSaesEeAqMG32EPZo38MFUlmU3D+t8KG4CkiZQYTpuBOGXDvAWjsasw8+B9JGqiJLD1D c9g44mAQubd8rZD5W+bDhjlUNeofJzXc4yI19DWFcUdJC+7Xe/fRH8WGVkp6nJKa+p9b5gQl+ptB GX4p5vM4VukwX5yXeHCvLc+vLWbbXQP+pgLfBMvTNvoHfdxKB90TDvQqZkUTMxxz15QHdzxch2F6 8UngYrVKbjhKloVb82B5BI+sRlk97p+Ys6P8Aur2Do4T9UaCg2+MNLDaBpAq6fPE68g3jmESzvhk xDl/fU5ep4dt+RsAAP//AwBQSwMEFAAGAAgAAAAhAOHvqZ7kAAAAEAEAAA8AAABkcnMvZG93bnJl di54bWxMT01PwkAQvZv4HzZj4sXItk3BpXRLjIZw8iBIel26Q9u4H013gfrvHU56mWTmvXkf5Xqy hl1wDL13EtJZAgxd43XvWglf+82zABaicloZ71DCDwZYV/d3pSq0v7pPvOxiy0jEhUJJ6GIcCs5D 06FVYeYHdISd/GhVpHVsuR7VlcSt4VmSLLhVvSOHTg341mHzvTtbCWK+qDd7fXr6iJnaHg6mHsap lvLxYXpf0XhdAYs4xb8PuHWg/FBRsKM/Ox2YkZAvRU5UCVkiUmDEmIv0BdiRLvkyA16V/H+R6hcA AP//AwBQSwECLQAUAAYACAAAACEAtoM4kv4AAADhAQAAEwAAAAAAAAAAAAAAAAAAAAAAW0NvbnRl bnRfVHlwZXNdLnhtbFBLAQItABQABgAIAAAAIQA4/SH/1gAAAJQBAAALAAAAAAAAAAAAAAAAAC8B AABfcmVscy8ucmVsc1BLAQItABQABgAIAAAAIQAELbGmZAIAACAFAAAOAAAAAAAAAAAAAAAAAC4C AABkcnMvZTJvRG9jLnhtbFBLAQItABQABgAIAAAAIQDh76me5AAAABABAAAPAAAAAAAAAAAAAAAA AL4EAABkcnMvZG93bnJldi54bWxQSwUGAAAAAAQABADzAAAAzwUAAAAA " filled="f" strokecolor="#030e13 [484]" strokeweight="1.5pt">
+              <v:oval w14:anchorId="3D9B09EB" id="Oval 7" o:spid="_x0000_s1026" style="position:absolute;margin-left:237.6pt;margin-top:104.05pt;width:41.65pt;height:20.55pt;z-index:251658243;visibility:visible;mso-wrap-style:square;mso-wrap-distance-left:9pt;mso-wrap-distance-top:0;mso-wrap-distance-right:9pt;mso-wrap-distance-bottom:0;mso-position-horizontal:absolute;mso-position-horizontal-relative:text;mso-position-vertical:absolute;mso-position-vertical-relative:text;v-text-anchor:middle" o:gfxdata="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" filled="f" strokecolor="#030e13 [484]" strokeweight="1.5pt">
                 <v:stroke joinstyle="miter"/>
               </v:oval>
             </w:pict>
@@ -5253,7 +6134,25 @@
                                 <w:color w:val="0070C0"/>
                                 <w:lang w:val="en-US"/>
                               </w:rPr>
-                              <w:t>Pro tip 1:</w:t>
+                              <w:t xml:space="preserve">Pro tip </w:t>
+                            </w:r>
+                            <w:r>
+                              <w:rPr>
+                                <w:b/>
+                                <w:bCs/>
+                                <w:color w:val="0070C0"/>
+                                <w:lang w:val="en-US"/>
+                              </w:rPr>
+                              <w:t>2</w:t>
+                            </w:r>
+                            <w:r>
+                              <w:rPr>
+                                <w:b/>
+                                <w:bCs/>
+                                <w:color w:val="0070C0"/>
+                                <w:lang w:val="en-US"/>
+                              </w:rPr>
+                              <w:t>:</w:t>
                             </w:r>
                           </w:p>
                           <w:p>
@@ -5309,7 +6208,7 @@
           </mc:Choice>
           <mc:Fallback>
             <w:pict>
-              <v:shape w14:anchorId="5466176C" id="_x0000_s1027" type="#_x0000_t202" style="position:absolute;margin-left:249.65pt;margin-top:12.5pt;width:256.2pt;height:106.35pt;z-index:251658245;visibility:visible;mso-wrap-style:square;mso-width-percent:0;mso-height-percent:0;mso-wrap-distance-left:9pt;mso-wrap-distance-top:0;mso-wrap-distance-right:9pt;mso-wrap-distance-bottom:0;mso-position-horizontal:absolute;mso-position-horizontal-relative:text;mso-position-vertical:absolute;mso-position-vertical-relative:text;mso-width-percent:0;mso-height-percent:0;mso-width-relative:margin;mso-height-relative:margin;v-text-anchor:top" o:gfxdata="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" fillcolor="white [3201]" strokeweight=".5pt">
+              <v:shape w14:anchorId="5466176C" id="_x0000_s1028" type="#_x0000_t202" style="position:absolute;margin-left:249.65pt;margin-top:12.5pt;width:256.2pt;height:106.35pt;z-index:251658245;visibility:visible;mso-wrap-style:square;mso-width-percent:0;mso-height-percent:0;mso-wrap-distance-left:9pt;mso-wrap-distance-top:0;mso-wrap-distance-right:9pt;mso-wrap-distance-bottom:0;mso-position-horizontal:absolute;mso-position-horizontal-relative:text;mso-position-vertical:absolute;mso-position-vertical-relative:text;mso-width-percent:0;mso-height-percent:0;mso-width-relative:margin;mso-height-relative:margin;v-text-anchor:top" o:gfxdata="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" fillcolor="white [3201]" strokeweight=".5pt">
                 <v:textbox>
                   <w:txbxContent>
                     <w:p>
@@ -5328,7 +6227,25 @@
                           <w:color w:val="0070C0"/>
                           <w:lang w:val="en-US"/>
                         </w:rPr>
-                        <w:t>Pro tip 1:</w:t>
+                        <w:t xml:space="preserve">Pro tip </w:t>
+                      </w:r>
+                      <w:r>
+                        <w:rPr>
+                          <w:b/>
+                          <w:bCs/>
+                          <w:color w:val="0070C0"/>
+                          <w:lang w:val="en-US"/>
+                        </w:rPr>
+                        <w:t>2</w:t>
+                      </w:r>
+                      <w:r>
+                        <w:rPr>
+                          <w:b/>
+                          <w:bCs/>
+                          <w:color w:val="0070C0"/>
+                          <w:lang w:val="en-US"/>
+                        </w:rPr>
+                        <w:t>:</w:t>
                       </w:r>
                     </w:p>
                     <w:p>
@@ -6534,7 +7451,25 @@
                                 <w:color w:val="0070C0"/>
                                 <w:lang w:val="en-US"/>
                               </w:rPr>
-                              <w:t>Pro tip 2:</w:t>
+                              <w:t xml:space="preserve">Pro tip </w:t>
+                            </w:r>
+                            <w:r>
+                              <w:rPr>
+                                <w:b/>
+                                <w:bCs/>
+                                <w:color w:val="0070C0"/>
+                                <w:lang w:val="en-US"/>
+                              </w:rPr>
+                              <w:t>3</w:t>
+                            </w:r>
+                            <w:r>
+                              <w:rPr>
+                                <w:b/>
+                                <w:bCs/>
+                                <w:color w:val="0070C0"/>
+                                <w:lang w:val="en-US"/>
+                              </w:rPr>
+                              <w:t>:</w:t>
                             </w:r>
                           </w:p>
                           <w:p>
@@ -6692,7 +7627,7 @@
           </mc:Choice>
           <mc:Fallback>
             <w:pict>
-              <v:shape w14:anchorId="17CD1078" id="_x0000_s1028" type="#_x0000_t202" style="position:absolute;margin-left:198pt;margin-top:8.75pt;width:307.5pt;height:123.05pt;z-index:251658246;visibility:visible;mso-wrap-style:square;mso-width-percent:0;mso-height-percent:0;mso-wrap-distance-left:9pt;mso-wrap-distance-top:0;mso-wrap-distance-right:9pt;mso-wrap-distance-bottom:0;mso-position-horizontal:absolute;mso-position-horizontal-relative:text;mso-position-vertical:absolute;mso-position-vertical-relative:text;mso-width-percent:0;mso-height-percent:0;mso-width-relative:margin;mso-height-relative:margin;v-text-anchor:top" o:gfxdata="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" fillcolor="white [3201]" strokeweight=".5pt">
+              <v:shape w14:anchorId="17CD1078" id="_x0000_s1029" type="#_x0000_t202" style="position:absolute;margin-left:198pt;margin-top:8.75pt;width:307.5pt;height:123.05pt;z-index:251658246;visibility:visible;mso-wrap-style:square;mso-width-percent:0;mso-height-percent:0;mso-wrap-distance-left:9pt;mso-wrap-distance-top:0;mso-wrap-distance-right:9pt;mso-wrap-distance-bottom:0;mso-position-horizontal:absolute;mso-position-horizontal-relative:text;mso-position-vertical:absolute;mso-position-vertical-relative:text;mso-width-percent:0;mso-height-percent:0;mso-width-relative:margin;mso-height-relative:margin;v-text-anchor:top" o:gfxdata="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" fillcolor="white [3201]" strokeweight=".5pt">
                 <v:textbox>
                   <w:txbxContent>
                     <w:p>
@@ -6711,7 +7646,25 @@
                           <w:color w:val="0070C0"/>
                           <w:lang w:val="en-US"/>
                         </w:rPr>
-                        <w:t>Pro tip 2:</w:t>
+                        <w:t xml:space="preserve">Pro tip </w:t>
+                      </w:r>
+                      <w:r>
+                        <w:rPr>
+                          <w:b/>
+                          <w:bCs/>
+                          <w:color w:val="0070C0"/>
+                          <w:lang w:val="en-US"/>
+                        </w:rPr>
+                        <w:t>3</w:t>
+                      </w:r>
+                      <w:r>
+                        <w:rPr>
+                          <w:b/>
+                          <w:bCs/>
+                          <w:color w:val="0070C0"/>
+                          <w:lang w:val="en-US"/>
+                        </w:rPr>
+                        <w:t>:</w:t>
                       </w:r>
                     </w:p>
                     <w:p>
@@ -7785,6 +8738,17 @@
           <w:lang w:val="en-GB"/>
         </w:rPr>
         <w:tab/>
+      </w:r>
+      <w:r>
+        <w:rPr>
+          <w:lang w:val="en-GB"/>
+        </w:rPr>
+        <w:tab/>
+      </w:r>
+      <w:r>
+        <w:rPr>
+          <w:lang w:val="en-GB"/>
+        </w:rPr>
         <w:t>(</w:t>
       </w:r>
       <w:r>
@@ -7842,6 +8806,29 @@
           <w:lang w:val="en-GB"/>
         </w:rPr>
         <w:tab/>
+      </w:r>
+      <w:r>
+        <w:rPr>
+          <w:lang w:val="en-GB"/>
+        </w:rPr>
+        <w:tab/>
+      </w:r>
+      <w:r>
+        <w:rPr>
+          <w:lang w:val="en-GB"/>
+        </w:rPr>
+        <w:tab/>
+      </w:r>
+      <w:r>
+        <w:rPr>
+          <w:lang w:val="en-GB"/>
+        </w:rPr>
+        <w:tab/>
+      </w:r>
+      <w:r>
+        <w:rPr>
+          <w:lang w:val="en-GB"/>
+        </w:rPr>
         <w:t>(</w:t>
       </w:r>
       <w:r>
@@ -7887,6 +8874,17 @@
           <w:lang w:val="en-GB"/>
         </w:rPr>
         <w:tab/>
+      </w:r>
+      <w:r>
+        <w:rPr>
+          <w:lang w:val="en-GB"/>
+        </w:rPr>
+        <w:tab/>
+      </w:r>
+      <w:r>
+        <w:rPr>
+          <w:lang w:val="en-GB"/>
+        </w:rPr>
         <w:t>(</w:t>
       </w:r>
       <w:r>
@@ -7990,6 +8988,18 @@
           <w:lang w:val="en-GB"/>
         </w:rPr>
         <w:tab/>
+      </w:r>
+      <w:r>
+        <w:rPr>
+          <w:lang w:val="en-GB"/>
+        </w:rPr>
+        <w:tab/>
+      </w:r>
+      <w:r>
+        <w:rPr>
+          <w:lang w:val="en-GB"/>
+        </w:rPr>
+        <w:tab/>
         <w:t>(</w:t>
       </w:r>
       <w:r>
@@ -8089,6 +9099,30 @@
       </w:r>
       <w:r>
         <w:rPr>
+          <w:lang w:val="en-GB"/>
+        </w:rPr>
+        <w:tab/>
+      </w:r>
+      <w:r>
+        <w:rPr>
+          <w:lang w:val="en-GB"/>
+        </w:rPr>
+        <w:tab/>
+      </w:r>
+      <w:r>
+        <w:rPr>
+          <w:lang w:val="en-GB"/>
+        </w:rPr>
+        <w:tab/>
+      </w:r>
+      <w:r>
+        <w:rPr>
+          <w:lang w:val="en-GB"/>
+        </w:rPr>
+        <w:tab/>
+      </w:r>
+      <w:r>
+        <w:rPr>
           <w:rFonts w:ascii="C47__StandardFont" w:hAnsi="C47__StandardFont"/>
           <w:lang w:val="en-GB"/>
         </w:rPr>
@@ -8139,6 +9173,30 @@
       </w:r>
       <w:r>
         <w:rPr>
+          <w:lang w:val="en-GB"/>
+        </w:rPr>
+        <w:tab/>
+      </w:r>
+      <w:r>
+        <w:rPr>
+          <w:lang w:val="en-GB"/>
+        </w:rPr>
+        <w:tab/>
+      </w:r>
+      <w:r>
+        <w:rPr>
+          <w:lang w:val="en-GB"/>
+        </w:rPr>
+        <w:tab/>
+      </w:r>
+      <w:r>
+        <w:rPr>
+          <w:lang w:val="en-GB"/>
+        </w:rPr>
+        <w:tab/>
+      </w:r>
+      <w:r>
+        <w:rPr>
           <w:rFonts w:ascii="C47__StandardFont" w:hAnsi="C47__StandardFont"/>
           <w:lang w:val="en-GB"/>
         </w:rPr>
@@ -8177,6 +9235,18 @@
       </w:r>
       <w:r>
         <w:rPr>
+          <w:lang w:val="en-GB"/>
+        </w:rPr>
+        <w:tab/>
+      </w:r>
+      <w:r>
+        <w:rPr>
+          <w:lang w:val="en-GB"/>
+        </w:rPr>
+        <w:tab/>
+      </w:r>
+      <w:r>
+        <w:rPr>
           <w:rFonts w:ascii="Apple Color Emoji" w:hAnsi="Apple Color Emoji" w:cs="Apple Color Emoji"/>
           <w:lang w:val="en-GB"/>
         </w:rPr>
@@ -8222,12 +9292,6 @@
       </w:r>
       <w:r>
         <w:rPr>
-          <w:lang w:val="en-GB"/>
-        </w:rPr>
-        <w:tab/>
-      </w:r>
-      <w:r>
-        <w:rPr>
           <w:rFonts w:ascii="C47__StandardFont" w:hAnsi="C47__StandardFont"/>
           <w:lang w:val="en-GB"/>
         </w:rPr>
@@ -8295,6 +9359,12 @@
       </w:r>
       <w:r>
         <w:rPr>
+          <w:lang w:val="en-GB"/>
+        </w:rPr>
+        <w:tab/>
+      </w:r>
+      <w:r>
+        <w:rPr>
           <w:rFonts w:ascii="C47__StandardFont" w:hAnsi="C47__StandardFont"/>
           <w:lang w:val="en-GB"/>
         </w:rPr>
@@ -8416,6 +9486,30 @@
           <w:color w:val="000000"/>
         </w:rPr>
         <w:t>User info</w:t>
+      </w:r>
+      <w:r>
+        <w:rPr>
+          <w:color w:val="000000"/>
+        </w:rPr>
+        <w:tab/>
+      </w:r>
+      <w:r>
+        <w:rPr>
+          <w:color w:val="000000"/>
+        </w:rPr>
+        <w:tab/>
+      </w:r>
+      <w:r>
+        <w:rPr>
+          <w:color w:val="000000"/>
+        </w:rPr>
+        <w:tab/>
+      </w:r>
+      <w:r>
+        <w:rPr>
+          <w:color w:val="000000"/>
+        </w:rPr>
+        <w:tab/>
       </w:r>
       <w:r>
         <w:rPr>
@@ -8498,6 +9592,547 @@
           <w:lang w:val="en-GB"/>
         </w:rPr>
       </w:pPr>
+      <w:r>
+        <w:rPr>
+          <w:rFonts w:ascii="C47__StandardFont" w:hAnsi="C47__StandardFont" w:cs="C47__StandardFont"/>
+          <w:noProof/>
+          <w:kern w:val="0"/>
+          <w:lang w:val="en-GB"/>
+        </w:rPr>
+        <mc:AlternateContent>
+          <mc:Choice Requires="wps">
+            <w:drawing>
+              <wp:anchor distT="0" distB="0" distL="114300" distR="114300" simplePos="0" relativeHeight="251660294" behindDoc="0" locked="0" layoutInCell="1" allowOverlap="1" wp14:anchorId="02A85A13" wp14:editId="61324091">
+                <wp:simplePos x="0" y="0"/>
+                <wp:positionH relativeFrom="margin">
+                  <wp:posOffset>2890157</wp:posOffset>
+                </wp:positionH>
+                <wp:positionV relativeFrom="paragraph">
+                  <wp:posOffset>102235</wp:posOffset>
+                </wp:positionV>
+                <wp:extent cx="3208564" cy="1912620"/>
+                <wp:effectExtent l="0" t="0" r="17780" b="17780"/>
+                <wp:wrapNone/>
+                <wp:docPr id="1058974980" name="Text Box 1"/>
+                <wp:cNvGraphicFramePr/>
+                <a:graphic xmlns:a="http://schemas.openxmlformats.org/drawingml/2006/main">
+                  <a:graphicData uri="http://schemas.microsoft.com/office/word/2010/wordprocessingShape">
+                    <wps:wsp>
+                      <wps:cNvSpPr txBox="1"/>
+                      <wps:spPr>
+                        <a:xfrm>
+                          <a:off x="0" y="0"/>
+                          <a:ext cx="3208564" cy="1912620"/>
+                        </a:xfrm>
+                        <a:prstGeom prst="rect">
+                          <a:avLst/>
+                        </a:prstGeom>
+                        <a:solidFill>
+                          <a:schemeClr val="lt1"/>
+                        </a:solidFill>
+                        <a:ln w="6350">
+                          <a:solidFill>
+                            <a:prstClr val="black"/>
+                          </a:solidFill>
+                        </a:ln>
+                      </wps:spPr>
+                      <wps:txbx>
+                        <w:txbxContent>
+                          <w:p>
+                            <w:pPr>
+                              <w:rPr>
+                                <w:b/>
+                                <w:bCs/>
+                                <w:color w:val="0070C0"/>
+                                <w:lang w:val="en-US"/>
+                              </w:rPr>
+                            </w:pPr>
+                            <w:r>
+                              <w:rPr>
+                                <w:b/>
+                                <w:bCs/>
+                                <w:color w:val="0070C0"/>
+                                <w:lang w:val="en-US"/>
+                              </w:rPr>
+                              <w:t>Pro tip 3:</w:t>
+                            </w:r>
+                          </w:p>
+                          <w:p>
+                            <w:pPr>
+                              <w:rPr>
+                                <w:color w:val="0070C0"/>
+                              </w:rPr>
+                            </w:pPr>
+                            <w:r>
+                              <w:rPr>
+                                <w:color w:val="0070C0"/>
+                              </w:rPr>
+                              <w:t xml:space="preserve">Create custom text labels in step 0016 and label the stack elements in the sequence of </w:t>
+                            </w:r>
+                            <w:r>
+                              <w:rPr>
+                                <w:color w:val="0070C0"/>
+                                <w:highlight w:val="yellow"/>
+                              </w:rPr>
+                              <w:t>Top</w:t>
+                            </w:r>
+                            <w:r>
+                              <w:rPr>
+                                <w:rFonts w:ascii="C47__StandardFont" w:hAnsi="C47__StandardFont" w:cs="C47__StandardFont"/>
+                                <w:kern w:val="0"/>
+                                <w:lang w:val="en-GB"/>
+                              </w:rPr>
+                              <w:t>↵</w:t>
+                            </w:r>
+                            <w:r>
+                              <w:rPr>
+                                <w:color w:val="0070C0"/>
+                                <w:highlight w:val="magenta"/>
+                              </w:rPr>
+                              <w:t>X</w:t>
+                            </w:r>
+                            <w:r>
+                              <w:rPr>
+                                <w:rFonts w:ascii="C47__StandardFont" w:hAnsi="C47__StandardFont" w:cs="C47__StandardFont"/>
+                                <w:kern w:val="0"/>
+                                <w:lang w:val="en-GB"/>
+                              </w:rPr>
+                              <w:t>↵</w:t>
+                            </w:r>
+                            <w:r>
+                              <w:rPr>
+                                <w:color w:val="0070C0"/>
+                                <w:highlight w:val="cyan"/>
+                              </w:rPr>
+                              <w:t>Y</w:t>
+                            </w:r>
+                            <w:r>
+                              <w:rPr>
+                                <w:rFonts w:ascii="C47__StandardFont" w:hAnsi="C47__StandardFont" w:cs="C47__StandardFont"/>
+                                <w:kern w:val="0"/>
+                                <w:lang w:val="en-GB"/>
+                              </w:rPr>
+                              <w:t>↵</w:t>
+                            </w:r>
+                            <w:r>
+                              <w:rPr>
+                                <w:color w:val="0070C0"/>
+                                <w:highlight w:val="green"/>
+                              </w:rPr>
+                              <w:t>Z</w:t>
+                            </w:r>
+                            <w:r>
+                              <w:rPr>
+                                <w:color w:val="0070C0"/>
+                              </w:rPr>
+                              <w:t xml:space="preserve"> in step 0022 above. The mapping is shown in colours as follows:</w:t>
+                            </w:r>
+                          </w:p>
+                          <w:p>
+                            <w:pPr>
+                              <w:rPr>
+                                <w:color w:val="0070C0"/>
+                                <w:lang w:val="en-US"/>
+                              </w:rPr>
+                            </w:pPr>
+                            <w:r>
+                              <w:rPr>
+                                <w:rFonts w:ascii="C47__StandardFont" w:hAnsi="C47__StandardFont" w:cs="C47__StandardFont"/>
+                                <w:kern w:val="0"/>
+                                <w:lang w:val="en-GB"/>
+                              </w:rPr>
+                              <w:tab/>
+                            </w:r>
+                            <w:r>
+                              <w:rPr>
+                                <w:rFonts w:ascii="C47__StandardFont" w:hAnsi="C47__StandardFont" w:cs="C47__StandardFont"/>
+                                <w:kern w:val="0"/>
+                                <w:highlight w:val="yellow"/>
+                                <w:lang w:val="en-GB"/>
+                              </w:rPr>
+                              <w:t>x</w:t>
+                            </w:r>
+                            <w:r>
+                              <w:rPr>
+                                <w:rFonts w:ascii="C47__StandardFont" w:hAnsi="C47__StandardFont" w:cs="C47__StandardFont"/>
+                                <w:kern w:val="0"/>
+                                <w:highlight w:val="yellow"/>
+                                <w:vertAlign w:val="superscript"/>
+                                <w:lang w:val="en-GB"/>
+                              </w:rPr>
+                              <w:t>2</w:t>
+                            </w:r>
+                            <w:r>
+                              <w:rPr>
+                                <w:rFonts w:ascii="C47__StandardFont" w:hAnsi="C47__StandardFont" w:cs="C47__StandardFont"/>
+                                <w:kern w:val="0"/>
+                                <w:highlight w:val="yellow"/>
+                                <w:lang w:val="en-GB"/>
+                              </w:rPr>
+                              <w:t>+2x-2:</w:t>
+                            </w:r>
+                            <w:r>
+                              <w:rPr>
+                                <w:rFonts w:ascii="C47__StandardFont" w:hAnsi="C47__StandardFont" w:cs="C47__StandardFont"/>
+                                <w:kern w:val="0"/>
+                                <w:lang w:val="en-GB"/>
+                              </w:rPr>
+                              <w:t>↵</w:t>
+                            </w:r>
+                            <w:r>
+                              <w:rPr>
+                                <w:rFonts w:ascii="C47__StandardFont" w:hAnsi="C47__StandardFont" w:cs="C47__StandardFont"/>
+                                <w:kern w:val="0"/>
+                                <w:highlight w:val="magenta"/>
+                                <w:vertAlign w:val="subscript"/>
+                                <w:lang w:val="en-GB"/>
+                              </w:rPr>
+                              <w:t xml:space="preserve"> r1</w:t>
+                            </w:r>
+                            <w:r>
+                              <w:rPr>
+                                <w:rFonts w:ascii="C47__StandardFont" w:hAnsi="C47__StandardFont" w:cs="C47__StandardFont"/>
+                                <w:kern w:val="0"/>
+                                <w:highlight w:val="magenta"/>
+                                <w:lang w:val="en-GB"/>
+                              </w:rPr>
+                              <w:t>=</w:t>
+                            </w:r>
+                            <w:r>
+                              <w:rPr>
+                                <w:rFonts w:ascii="C47__StandardFont" w:hAnsi="C47__StandardFont" w:cs="C47__StandardFont"/>
+                                <w:kern w:val="0"/>
+                                <w:lang w:val="en-GB"/>
+                              </w:rPr>
+                              <w:t>↵</w:t>
+                            </w:r>
+                            <w:r>
+                              <w:rPr>
+                                <w:rFonts w:ascii="C47__StandardFont" w:hAnsi="C47__StandardFont" w:cs="C47__StandardFont"/>
+                                <w:kern w:val="0"/>
+                                <w:highlight w:val="cyan"/>
+                                <w:lang w:val="en-GB"/>
+                              </w:rPr>
+                              <w:t>r</w:t>
+                            </w:r>
+                            <w:r>
+                              <w:rPr>
+                                <w:rFonts w:ascii="C47__StandardFont" w:hAnsi="C47__StandardFont" w:cs="C47__StandardFont"/>
+                                <w:kern w:val="0"/>
+                                <w:highlight w:val="cyan"/>
+                                <w:vertAlign w:val="subscript"/>
+                                <w:lang w:val="en-GB"/>
+                              </w:rPr>
+                              <w:t>2</w:t>
+                            </w:r>
+                            <w:r>
+                              <w:rPr>
+                                <w:rFonts w:ascii="C47__StandardFont" w:hAnsi="C47__StandardFont" w:cs="C47__StandardFont"/>
+                                <w:kern w:val="0"/>
+                                <w:highlight w:val="cyan"/>
+                                <w:lang w:val="en-GB"/>
+                              </w:rPr>
+                              <w:t>=</w:t>
+                            </w:r>
+                            <w:r>
+                              <w:rPr>
+                                <w:rFonts w:ascii="C47__StandardFont" w:hAnsi="C47__StandardFont" w:cs="C47__StandardFont"/>
+                                <w:kern w:val="0"/>
+                                <w:lang w:val="en-GB"/>
+                              </w:rPr>
+                              <w:t>↵</w:t>
+                            </w:r>
+                            <w:r>
+                              <w:rPr>
+                                <w:rFonts w:ascii="C47__StandardFont" w:hAnsi="C47__StandardFont" w:cs="C47__StandardFont"/>
+                                <w:kern w:val="0"/>
+                                <w:highlight w:val="green"/>
+                                <w:lang w:val="en-GB"/>
+                              </w:rPr>
+                              <w:t>∫=</w:t>
+                            </w:r>
+                          </w:p>
+                          <w:p>
+                            <w:pPr>
+                              <w:pStyle w:val="ListParagraph"/>
+                              <w:rPr>
+                                <w:color w:val="0070C0"/>
+                                <w:lang w:val="en-US"/>
+                              </w:rPr>
+                            </w:pPr>
+                          </w:p>
+                          <w:p>
+                            <w:pPr>
+                              <w:rPr>
+                                <w:color w:val="0070C0"/>
+                                <w:lang w:val="en-US"/>
+                              </w:rPr>
+                            </w:pPr>
+                          </w:p>
+                        </w:txbxContent>
+                      </wps:txbx>
+                      <wps:bodyPr rot="0" spcFirstLastPara="0" vertOverflow="overflow" horzOverflow="overflow" vert="horz" wrap="square" lIns="91440" tIns="45720" rIns="91440" bIns="45720" numCol="1" spcCol="0" rtlCol="0" fromWordArt="0" anchor="t" anchorCtr="0" forceAA="0" compatLnSpc="1">
+                        <a:prstTxWarp prst="textNoShape">
+                          <a:avLst/>
+                        </a:prstTxWarp>
+                        <a:noAutofit/>
+                      </wps:bodyPr>
+                    </wps:wsp>
+                  </a:graphicData>
+                </a:graphic>
+                <wp14:sizeRelH relativeFrom="margin">
+                  <wp14:pctWidth>0</wp14:pctWidth>
+                </wp14:sizeRelH>
+                <wp14:sizeRelV relativeFrom="margin">
+                  <wp14:pctHeight>0</wp14:pctHeight>
+                </wp14:sizeRelV>
+              </wp:anchor>
+            </w:drawing>
+          </mc:Choice>
+          <mc:Fallback>
+            <w:pict>
+              <v:shape w14:anchorId="02A85A13" id="_x0000_s1030" type="#_x0000_t202" style="position:absolute;margin-left:227.55pt;margin-top:8.05pt;width:252.65pt;height:150.6pt;z-index:251660294;visibility:visible;mso-wrap-style:square;mso-width-percent:0;mso-height-percent:0;mso-wrap-distance-left:9pt;mso-wrap-distance-top:0;mso-wrap-distance-right:9pt;mso-wrap-distance-bottom:0;mso-position-horizontal:absolute;mso-position-horizontal-relative:margin;mso-position-vertical:absolute;mso-position-vertical-relative:text;mso-width-percent:0;mso-height-percent:0;mso-width-relative:margin;mso-height-relative:margin;v-text-anchor:top" o:gfxdata="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" fillcolor="white [3201]" strokeweight=".5pt">
+                <v:textbox>
+                  <w:txbxContent>
+                    <w:p>
+                      <w:pPr>
+                        <w:rPr>
+                          <w:b/>
+                          <w:bCs/>
+                          <w:color w:val="0070C0"/>
+                          <w:lang w:val="en-US"/>
+                        </w:rPr>
+                      </w:pPr>
+                      <w:r>
+                        <w:rPr>
+                          <w:b/>
+                          <w:bCs/>
+                          <w:color w:val="0070C0"/>
+                          <w:lang w:val="en-US"/>
+                        </w:rPr>
+                        <w:t>Pro tip 3:</w:t>
+                      </w:r>
+                    </w:p>
+                    <w:p>
+                      <w:pPr>
+                        <w:rPr>
+                          <w:color w:val="0070C0"/>
+                        </w:rPr>
+                      </w:pPr>
+                      <w:r>
+                        <w:rPr>
+                          <w:color w:val="0070C0"/>
+                        </w:rPr>
+                        <w:t xml:space="preserve">Create custom text labels in step 0016 and label the stack elements in the sequence of </w:t>
+                      </w:r>
+                      <w:r>
+                        <w:rPr>
+                          <w:color w:val="0070C0"/>
+                          <w:highlight w:val="yellow"/>
+                        </w:rPr>
+                        <w:t>Top</w:t>
+                      </w:r>
+                      <w:r>
+                        <w:rPr>
+                          <w:rFonts w:ascii="C47__StandardFont" w:hAnsi="C47__StandardFont" w:cs="C47__StandardFont"/>
+                          <w:kern w:val="0"/>
+                          <w:lang w:val="en-GB"/>
+                        </w:rPr>
+                        <w:t>↵</w:t>
+                      </w:r>
+                      <w:r>
+                        <w:rPr>
+                          <w:color w:val="0070C0"/>
+                          <w:highlight w:val="magenta"/>
+                        </w:rPr>
+                        <w:t>X</w:t>
+                      </w:r>
+                      <w:r>
+                        <w:rPr>
+                          <w:rFonts w:ascii="C47__StandardFont" w:hAnsi="C47__StandardFont" w:cs="C47__StandardFont"/>
+                          <w:kern w:val="0"/>
+                          <w:lang w:val="en-GB"/>
+                        </w:rPr>
+                        <w:t>↵</w:t>
+                      </w:r>
+                      <w:r>
+                        <w:rPr>
+                          <w:color w:val="0070C0"/>
+                          <w:highlight w:val="cyan"/>
+                        </w:rPr>
+                        <w:t>Y</w:t>
+                      </w:r>
+                      <w:r>
+                        <w:rPr>
+                          <w:rFonts w:ascii="C47__StandardFont" w:hAnsi="C47__StandardFont" w:cs="C47__StandardFont"/>
+                          <w:kern w:val="0"/>
+                          <w:lang w:val="en-GB"/>
+                        </w:rPr>
+                        <w:t>↵</w:t>
+                      </w:r>
+                      <w:r>
+                        <w:rPr>
+                          <w:color w:val="0070C0"/>
+                          <w:highlight w:val="green"/>
+                        </w:rPr>
+                        <w:t>Z</w:t>
+                      </w:r>
+                      <w:r>
+                        <w:rPr>
+                          <w:color w:val="0070C0"/>
+                        </w:rPr>
+                        <w:t xml:space="preserve"> in step 0022 above. The mapping is shown in colours as follows:</w:t>
+                      </w:r>
+                    </w:p>
+                    <w:p>
+                      <w:pPr>
+                        <w:rPr>
+                          <w:color w:val="0070C0"/>
+                          <w:lang w:val="en-US"/>
+                        </w:rPr>
+                      </w:pPr>
+                      <w:r>
+                        <w:rPr>
+                          <w:rFonts w:ascii="C47__StandardFont" w:hAnsi="C47__StandardFont" w:cs="C47__StandardFont"/>
+                          <w:kern w:val="0"/>
+                          <w:lang w:val="en-GB"/>
+                        </w:rPr>
+                        <w:tab/>
+                      </w:r>
+                      <w:r>
+                        <w:rPr>
+                          <w:rFonts w:ascii="C47__StandardFont" w:hAnsi="C47__StandardFont" w:cs="C47__StandardFont"/>
+                          <w:kern w:val="0"/>
+                          <w:highlight w:val="yellow"/>
+                          <w:lang w:val="en-GB"/>
+                        </w:rPr>
+                        <w:t>x</w:t>
+                      </w:r>
+                      <w:r>
+                        <w:rPr>
+                          <w:rFonts w:ascii="C47__StandardFont" w:hAnsi="C47__StandardFont" w:cs="C47__StandardFont"/>
+                          <w:kern w:val="0"/>
+                          <w:highlight w:val="yellow"/>
+                          <w:vertAlign w:val="superscript"/>
+                          <w:lang w:val="en-GB"/>
+                        </w:rPr>
+                        <w:t>2</w:t>
+                      </w:r>
+                      <w:r>
+                        <w:rPr>
+                          <w:rFonts w:ascii="C47__StandardFont" w:hAnsi="C47__StandardFont" w:cs="C47__StandardFont"/>
+                          <w:kern w:val="0"/>
+                          <w:highlight w:val="yellow"/>
+                          <w:lang w:val="en-GB"/>
+                        </w:rPr>
+                        <w:t>+2x-2:</w:t>
+                      </w:r>
+                      <w:r>
+                        <w:rPr>
+                          <w:rFonts w:ascii="C47__StandardFont" w:hAnsi="C47__StandardFont" w:cs="C47__StandardFont"/>
+                          <w:kern w:val="0"/>
+                          <w:lang w:val="en-GB"/>
+                        </w:rPr>
+                        <w:t>↵</w:t>
+                      </w:r>
+                      <w:r>
+                        <w:rPr>
+                          <w:rFonts w:ascii="C47__StandardFont" w:hAnsi="C47__StandardFont" w:cs="C47__StandardFont"/>
+                          <w:kern w:val="0"/>
+                          <w:highlight w:val="magenta"/>
+                          <w:vertAlign w:val="subscript"/>
+                          <w:lang w:val="en-GB"/>
+                        </w:rPr>
+                        <w:t xml:space="preserve"> r1</w:t>
+                      </w:r>
+                      <w:r>
+                        <w:rPr>
+                          <w:rFonts w:ascii="C47__StandardFont" w:hAnsi="C47__StandardFont" w:cs="C47__StandardFont"/>
+                          <w:kern w:val="0"/>
+                          <w:highlight w:val="magenta"/>
+                          <w:lang w:val="en-GB"/>
+                        </w:rPr>
+                        <w:t>=</w:t>
+                      </w:r>
+                      <w:r>
+                        <w:rPr>
+                          <w:rFonts w:ascii="C47__StandardFont" w:hAnsi="C47__StandardFont" w:cs="C47__StandardFont"/>
+                          <w:kern w:val="0"/>
+                          <w:lang w:val="en-GB"/>
+                        </w:rPr>
+                        <w:t>↵</w:t>
+                      </w:r>
+                      <w:r>
+                        <w:rPr>
+                          <w:rFonts w:ascii="C47__StandardFont" w:hAnsi="C47__StandardFont" w:cs="C47__StandardFont"/>
+                          <w:kern w:val="0"/>
+                          <w:highlight w:val="cyan"/>
+                          <w:lang w:val="en-GB"/>
+                        </w:rPr>
+                        <w:t>r</w:t>
+                      </w:r>
+                      <w:r>
+                        <w:rPr>
+                          <w:rFonts w:ascii="C47__StandardFont" w:hAnsi="C47__StandardFont" w:cs="C47__StandardFont"/>
+                          <w:kern w:val="0"/>
+                          <w:highlight w:val="cyan"/>
+                          <w:vertAlign w:val="subscript"/>
+                          <w:lang w:val="en-GB"/>
+                        </w:rPr>
+                        <w:t>2</w:t>
+                      </w:r>
+                      <w:r>
+                        <w:rPr>
+                          <w:rFonts w:ascii="C47__StandardFont" w:hAnsi="C47__StandardFont" w:cs="C47__StandardFont"/>
+                          <w:kern w:val="0"/>
+                          <w:highlight w:val="cyan"/>
+                          <w:lang w:val="en-GB"/>
+                        </w:rPr>
+                        <w:t>=</w:t>
+                      </w:r>
+                      <w:r>
+                        <w:rPr>
+                          <w:rFonts w:ascii="C47__StandardFont" w:hAnsi="C47__StandardFont" w:cs="C47__StandardFont"/>
+                          <w:kern w:val="0"/>
+                          <w:lang w:val="en-GB"/>
+                        </w:rPr>
+                        <w:t>↵</w:t>
+                      </w:r>
+                      <w:r>
+                        <w:rPr>
+                          <w:rFonts w:ascii="C47__StandardFont" w:hAnsi="C47__StandardFont" w:cs="C47__StandardFont"/>
+                          <w:kern w:val="0"/>
+                          <w:highlight w:val="green"/>
+                          <w:lang w:val="en-GB"/>
+                        </w:rPr>
+                        <w:t>∫=</w:t>
+                      </w:r>
+                    </w:p>
+                    <w:p>
+                      <w:pPr>
+                        <w:pStyle w:val="ListParagraph"/>
+                        <w:rPr>
+                          <w:color w:val="0070C0"/>
+                          <w:lang w:val="en-US"/>
+                        </w:rPr>
+                      </w:pPr>
+                    </w:p>
+                    <w:p>
+                      <w:pPr>
+                        <w:rPr>
+                          <w:color w:val="0070C0"/>
+                          <w:lang w:val="en-US"/>
+                        </w:rPr>
+                      </w:pPr>
+                    </w:p>
+                  </w:txbxContent>
+                </v:textbox>
+                <w10:wrap anchorx="margin"/>
+              </v:shape>
+            </w:pict>
+          </mc:Fallback>
+        </mc:AlternateContent>
+      </w:r>
       <w:r>
         <w:rPr>
           <w:noProof/>
@@ -9150,7 +10785,7 @@
         <mc:AlternateContent>
           <mc:Choice Requires="wps">
             <w:drawing>
-              <wp:anchor distT="0" distB="0" distL="114300" distR="114300" simplePos="0" relativeHeight="251662342" behindDoc="0" locked="0" layoutInCell="1" allowOverlap="1" wp14:anchorId="6FAF57B7" wp14:editId="34C4F2EE">
+              <wp:anchor distT="0" distB="0" distL="114300" distR="114300" simplePos="0" relativeHeight="251662342" behindDoc="0" locked="0" layoutInCell="1" allowOverlap="1" wp14:anchorId="6FAF57B7" wp14:editId="5352E626">
                 <wp:simplePos x="0" y="0"/>
                 <wp:positionH relativeFrom="column">
                   <wp:posOffset>-557279</wp:posOffset>
@@ -9337,7 +10972,7 @@
           </mc:Choice>
           <mc:Fallback>
             <w:pict>
-              <v:shape w14:anchorId="6FAF57B7" id="Text Box 7" o:spid="_x0000_s1029" type="#_x0000_t202" style="position:absolute;margin-left:-43.9pt;margin-top:20.5pt;width:54.5pt;height:90pt;z-index:251662342;visibility:visible;mso-wrap-style:square;mso-width-percent:0;mso-height-percent:0;mso-wrap-distance-left:9pt;mso-wrap-distance-top:0;mso-wrap-distance-right:9pt;mso-wrap-distance-bottom:0;mso-position-horizontal:absolute;mso-position-horizontal-relative:text;mso-position-vertical:absolute;mso-position-vertical-relative:text;mso-width-percent:0;mso-height-percent:0;mso-width-relative:margin;mso-height-relative:margin;v-text-anchor:top" o:gfxdata="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" filled="f" stroked="f" strokeweight=".5pt">
+              <v:shape w14:anchorId="6FAF57B7" id="Text Box 7" o:spid="_x0000_s1031" type="#_x0000_t202" style="position:absolute;margin-left:-43.9pt;margin-top:20.5pt;width:54.5pt;height:90pt;z-index:251662342;visibility:visible;mso-wrap-style:square;mso-width-percent:0;mso-height-percent:0;mso-wrap-distance-left:9pt;mso-wrap-distance-top:0;mso-wrap-distance-right:9pt;mso-wrap-distance-bottom:0;mso-position-horizontal:absolute;mso-position-horizontal-relative:text;mso-position-vertical:absolute;mso-position-vertical-relative:text;mso-width-percent:0;mso-height-percent:0;mso-width-relative:margin;mso-height-relative:margin;v-text-anchor:top" o:gfxdata="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" filled="f" stroked="f" strokeweight=".5pt">
                 <v:textbox>
                   <w:txbxContent>
                     <w:p>
@@ -9480,547 +11115,6 @@
           </mc:Fallback>
         </mc:AlternateContent>
       </w:r>
-      <w:r>
-        <w:rPr>
-          <w:rFonts w:ascii="C47__StandardFont" w:hAnsi="C47__StandardFont" w:cs="C47__StandardFont"/>
-          <w:noProof/>
-          <w:kern w:val="0"/>
-          <w:lang w:val="en-GB"/>
-        </w:rPr>
-        <mc:AlternateContent>
-          <mc:Choice Requires="wps">
-            <w:drawing>
-              <wp:anchor distT="0" distB="0" distL="114300" distR="114300" simplePos="0" relativeHeight="251660294" behindDoc="0" locked="0" layoutInCell="1" allowOverlap="1" wp14:anchorId="02A85A13" wp14:editId="0F943491">
-                <wp:simplePos x="0" y="0"/>
-                <wp:positionH relativeFrom="margin">
-                  <wp:posOffset>2889936</wp:posOffset>
-                </wp:positionH>
-                <wp:positionV relativeFrom="paragraph">
-                  <wp:posOffset>105800</wp:posOffset>
-                </wp:positionV>
-                <wp:extent cx="3564953" cy="1913240"/>
-                <wp:effectExtent l="0" t="0" r="16510" b="11430"/>
-                <wp:wrapNone/>
-                <wp:docPr id="1058974980" name="Text Box 1"/>
-                <wp:cNvGraphicFramePr/>
-                <a:graphic xmlns:a="http://schemas.openxmlformats.org/drawingml/2006/main">
-                  <a:graphicData uri="http://schemas.microsoft.com/office/word/2010/wordprocessingShape">
-                    <wps:wsp>
-                      <wps:cNvSpPr txBox="1"/>
-                      <wps:spPr>
-                        <a:xfrm>
-                          <a:off x="0" y="0"/>
-                          <a:ext cx="3564953" cy="1913240"/>
-                        </a:xfrm>
-                        <a:prstGeom prst="rect">
-                          <a:avLst/>
-                        </a:prstGeom>
-                        <a:solidFill>
-                          <a:schemeClr val="lt1"/>
-                        </a:solidFill>
-                        <a:ln w="6350">
-                          <a:solidFill>
-                            <a:prstClr val="black"/>
-                          </a:solidFill>
-                        </a:ln>
-                      </wps:spPr>
-                      <wps:txbx>
-                        <w:txbxContent>
-                          <w:p>
-                            <w:pPr>
-                              <w:rPr>
-                                <w:b/>
-                                <w:bCs/>
-                                <w:color w:val="0070C0"/>
-                                <w:lang w:val="en-US"/>
-                              </w:rPr>
-                            </w:pPr>
-                            <w:r>
-                              <w:rPr>
-                                <w:b/>
-                                <w:bCs/>
-                                <w:color w:val="0070C0"/>
-                                <w:lang w:val="en-US"/>
-                              </w:rPr>
-                              <w:t>Pro tip 3:</w:t>
-                            </w:r>
-                          </w:p>
-                          <w:p>
-                            <w:pPr>
-                              <w:rPr>
-                                <w:color w:val="0070C0"/>
-                              </w:rPr>
-                            </w:pPr>
-                            <w:r>
-                              <w:rPr>
-                                <w:color w:val="0070C0"/>
-                              </w:rPr>
-                              <w:t xml:space="preserve">Create custom text labels in step 0016 and label the stack elements in the sequence of </w:t>
-                            </w:r>
-                            <w:r>
-                              <w:rPr>
-                                <w:color w:val="0070C0"/>
-                                <w:highlight w:val="yellow"/>
-                              </w:rPr>
-                              <w:t>Top</w:t>
-                            </w:r>
-                            <w:r>
-                              <w:rPr>
-                                <w:rFonts w:ascii="C47__StandardFont" w:hAnsi="C47__StandardFont" w:cs="C47__StandardFont"/>
-                                <w:kern w:val="0"/>
-                                <w:lang w:val="en-GB"/>
-                              </w:rPr>
-                              <w:t>↵</w:t>
-                            </w:r>
-                            <w:r>
-                              <w:rPr>
-                                <w:color w:val="0070C0"/>
-                                <w:highlight w:val="magenta"/>
-                              </w:rPr>
-                              <w:t>X</w:t>
-                            </w:r>
-                            <w:r>
-                              <w:rPr>
-                                <w:rFonts w:ascii="C47__StandardFont" w:hAnsi="C47__StandardFont" w:cs="C47__StandardFont"/>
-                                <w:kern w:val="0"/>
-                                <w:lang w:val="en-GB"/>
-                              </w:rPr>
-                              <w:t>↵</w:t>
-                            </w:r>
-                            <w:r>
-                              <w:rPr>
-                                <w:color w:val="0070C0"/>
-                                <w:highlight w:val="cyan"/>
-                              </w:rPr>
-                              <w:t>Y</w:t>
-                            </w:r>
-                            <w:r>
-                              <w:rPr>
-                                <w:rFonts w:ascii="C47__StandardFont" w:hAnsi="C47__StandardFont" w:cs="C47__StandardFont"/>
-                                <w:kern w:val="0"/>
-                                <w:lang w:val="en-GB"/>
-                              </w:rPr>
-                              <w:t>↵</w:t>
-                            </w:r>
-                            <w:r>
-                              <w:rPr>
-                                <w:color w:val="0070C0"/>
-                                <w:highlight w:val="green"/>
-                              </w:rPr>
-                              <w:t>Z</w:t>
-                            </w:r>
-                            <w:r>
-                              <w:rPr>
-                                <w:color w:val="0070C0"/>
-                              </w:rPr>
-                              <w:t xml:space="preserve"> in step 0022 above. The mapping is shown in colours as follows:</w:t>
-                            </w:r>
-                          </w:p>
-                          <w:p>
-                            <w:pPr>
-                              <w:rPr>
-                                <w:color w:val="0070C0"/>
-                                <w:lang w:val="en-US"/>
-                              </w:rPr>
-                            </w:pPr>
-                            <w:r>
-                              <w:rPr>
-                                <w:rFonts w:ascii="C47__StandardFont" w:hAnsi="C47__StandardFont" w:cs="C47__StandardFont"/>
-                                <w:kern w:val="0"/>
-                                <w:lang w:val="en-GB"/>
-                              </w:rPr>
-                              <w:tab/>
-                            </w:r>
-                            <w:r>
-                              <w:rPr>
-                                <w:rFonts w:ascii="C47__StandardFont" w:hAnsi="C47__StandardFont" w:cs="C47__StandardFont"/>
-                                <w:kern w:val="0"/>
-                                <w:highlight w:val="yellow"/>
-                                <w:lang w:val="en-GB"/>
-                              </w:rPr>
-                              <w:t>x</w:t>
-                            </w:r>
-                            <w:r>
-                              <w:rPr>
-                                <w:rFonts w:ascii="C47__StandardFont" w:hAnsi="C47__StandardFont" w:cs="C47__StandardFont"/>
-                                <w:kern w:val="0"/>
-                                <w:highlight w:val="yellow"/>
-                                <w:vertAlign w:val="superscript"/>
-                                <w:lang w:val="en-GB"/>
-                              </w:rPr>
-                              <w:t>2</w:t>
-                            </w:r>
-                            <w:r>
-                              <w:rPr>
-                                <w:rFonts w:ascii="C47__StandardFont" w:hAnsi="C47__StandardFont" w:cs="C47__StandardFont"/>
-                                <w:kern w:val="0"/>
-                                <w:highlight w:val="yellow"/>
-                                <w:lang w:val="en-GB"/>
-                              </w:rPr>
-                              <w:t>+2x-2:</w:t>
-                            </w:r>
-                            <w:r>
-                              <w:rPr>
-                                <w:rFonts w:ascii="C47__StandardFont" w:hAnsi="C47__StandardFont" w:cs="C47__StandardFont"/>
-                                <w:kern w:val="0"/>
-                                <w:lang w:val="en-GB"/>
-                              </w:rPr>
-                              <w:t>↵</w:t>
-                            </w:r>
-                            <w:r>
-                              <w:rPr>
-                                <w:rFonts w:ascii="C47__StandardFont" w:hAnsi="C47__StandardFont" w:cs="C47__StandardFont"/>
-                                <w:kern w:val="0"/>
-                                <w:highlight w:val="magenta"/>
-                                <w:vertAlign w:val="subscript"/>
-                                <w:lang w:val="en-GB"/>
-                              </w:rPr>
-                              <w:t xml:space="preserve"> r1</w:t>
-                            </w:r>
-                            <w:r>
-                              <w:rPr>
-                                <w:rFonts w:ascii="C47__StandardFont" w:hAnsi="C47__StandardFont" w:cs="C47__StandardFont"/>
-                                <w:kern w:val="0"/>
-                                <w:highlight w:val="magenta"/>
-                                <w:lang w:val="en-GB"/>
-                              </w:rPr>
-                              <w:t>=</w:t>
-                            </w:r>
-                            <w:r>
-                              <w:rPr>
-                                <w:rFonts w:ascii="C47__StandardFont" w:hAnsi="C47__StandardFont" w:cs="C47__StandardFont"/>
-                                <w:kern w:val="0"/>
-                                <w:lang w:val="en-GB"/>
-                              </w:rPr>
-                              <w:t>↵</w:t>
-                            </w:r>
-                            <w:r>
-                              <w:rPr>
-                                <w:rFonts w:ascii="C47__StandardFont" w:hAnsi="C47__StandardFont" w:cs="C47__StandardFont"/>
-                                <w:kern w:val="0"/>
-                                <w:highlight w:val="cyan"/>
-                                <w:lang w:val="en-GB"/>
-                              </w:rPr>
-                              <w:t>r</w:t>
-                            </w:r>
-                            <w:r>
-                              <w:rPr>
-                                <w:rFonts w:ascii="C47__StandardFont" w:hAnsi="C47__StandardFont" w:cs="C47__StandardFont"/>
-                                <w:kern w:val="0"/>
-                                <w:highlight w:val="cyan"/>
-                                <w:vertAlign w:val="subscript"/>
-                                <w:lang w:val="en-GB"/>
-                              </w:rPr>
-                              <w:t>2</w:t>
-                            </w:r>
-                            <w:r>
-                              <w:rPr>
-                                <w:rFonts w:ascii="C47__StandardFont" w:hAnsi="C47__StandardFont" w:cs="C47__StandardFont"/>
-                                <w:kern w:val="0"/>
-                                <w:highlight w:val="cyan"/>
-                                <w:lang w:val="en-GB"/>
-                              </w:rPr>
-                              <w:t>=</w:t>
-                            </w:r>
-                            <w:r>
-                              <w:rPr>
-                                <w:rFonts w:ascii="C47__StandardFont" w:hAnsi="C47__StandardFont" w:cs="C47__StandardFont"/>
-                                <w:kern w:val="0"/>
-                                <w:lang w:val="en-GB"/>
-                              </w:rPr>
-                              <w:t>↵</w:t>
-                            </w:r>
-                            <w:r>
-                              <w:rPr>
-                                <w:rFonts w:ascii="C47__StandardFont" w:hAnsi="C47__StandardFont" w:cs="C47__StandardFont"/>
-                                <w:kern w:val="0"/>
-                                <w:highlight w:val="green"/>
-                                <w:lang w:val="en-GB"/>
-                              </w:rPr>
-                              <w:t>∫=</w:t>
-                            </w:r>
-                          </w:p>
-                          <w:p>
-                            <w:pPr>
-                              <w:pStyle w:val="ListParagraph"/>
-                              <w:rPr>
-                                <w:color w:val="0070C0"/>
-                                <w:lang w:val="en-US"/>
-                              </w:rPr>
-                            </w:pPr>
-                          </w:p>
-                          <w:p>
-                            <w:pPr>
-                              <w:rPr>
-                                <w:color w:val="0070C0"/>
-                                <w:lang w:val="en-US"/>
-                              </w:rPr>
-                            </w:pPr>
-                          </w:p>
-                        </w:txbxContent>
-                      </wps:txbx>
-                      <wps:bodyPr rot="0" spcFirstLastPara="0" vertOverflow="overflow" horzOverflow="overflow" vert="horz" wrap="square" lIns="91440" tIns="45720" rIns="91440" bIns="45720" numCol="1" spcCol="0" rtlCol="0" fromWordArt="0" anchor="t" anchorCtr="0" forceAA="0" compatLnSpc="1">
-                        <a:prstTxWarp prst="textNoShape">
-                          <a:avLst/>
-                        </a:prstTxWarp>
-                        <a:noAutofit/>
-                      </wps:bodyPr>
-                    </wps:wsp>
-                  </a:graphicData>
-                </a:graphic>
-                <wp14:sizeRelH relativeFrom="margin">
-                  <wp14:pctWidth>0</wp14:pctWidth>
-                </wp14:sizeRelH>
-                <wp14:sizeRelV relativeFrom="margin">
-                  <wp14:pctHeight>0</wp14:pctHeight>
-                </wp14:sizeRelV>
-              </wp:anchor>
-            </w:drawing>
-          </mc:Choice>
-          <mc:Fallback>
-            <w:pict>
-              <v:shape w14:anchorId="02A85A13" id="_x0000_s1030" type="#_x0000_t202" style="position:absolute;margin-left:227.55pt;margin-top:8.35pt;width:280.7pt;height:150.65pt;z-index:251660294;visibility:visible;mso-wrap-style:square;mso-width-percent:0;mso-height-percent:0;mso-wrap-distance-left:9pt;mso-wrap-distance-top:0;mso-wrap-distance-right:9pt;mso-wrap-distance-bottom:0;mso-position-horizontal:absolute;mso-position-horizontal-relative:margin;mso-position-vertical:absolute;mso-position-vertical-relative:text;mso-width-percent:0;mso-height-percent:0;mso-width-relative:margin;mso-height-relative:margin;v-text-anchor:top" o:gfxdata="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" fillcolor="white [3201]" strokeweight=".5pt">
-                <v:textbox>
-                  <w:txbxContent>
-                    <w:p>
-                      <w:pPr>
-                        <w:rPr>
-                          <w:b/>
-                          <w:bCs/>
-                          <w:color w:val="0070C0"/>
-                          <w:lang w:val="en-US"/>
-                        </w:rPr>
-                      </w:pPr>
-                      <w:r>
-                        <w:rPr>
-                          <w:b/>
-                          <w:bCs/>
-                          <w:color w:val="0070C0"/>
-                          <w:lang w:val="en-US"/>
-                        </w:rPr>
-                        <w:t>Pro tip 3:</w:t>
-                      </w:r>
-                    </w:p>
-                    <w:p>
-                      <w:pPr>
-                        <w:rPr>
-                          <w:color w:val="0070C0"/>
-                        </w:rPr>
-                      </w:pPr>
-                      <w:r>
-                        <w:rPr>
-                          <w:color w:val="0070C0"/>
-                        </w:rPr>
-                        <w:t xml:space="preserve">Create custom text labels in step 0016 and label the stack elements in the sequence of </w:t>
-                      </w:r>
-                      <w:r>
-                        <w:rPr>
-                          <w:color w:val="0070C0"/>
-                          <w:highlight w:val="yellow"/>
-                        </w:rPr>
-                        <w:t>Top</w:t>
-                      </w:r>
-                      <w:r>
-                        <w:rPr>
-                          <w:rFonts w:ascii="C47__StandardFont" w:hAnsi="C47__StandardFont" w:cs="C47__StandardFont"/>
-                          <w:kern w:val="0"/>
-                          <w:lang w:val="en-GB"/>
-                        </w:rPr>
-                        <w:t>↵</w:t>
-                      </w:r>
-                      <w:r>
-                        <w:rPr>
-                          <w:color w:val="0070C0"/>
-                          <w:highlight w:val="magenta"/>
-                        </w:rPr>
-                        <w:t>X</w:t>
-                      </w:r>
-                      <w:r>
-                        <w:rPr>
-                          <w:rFonts w:ascii="C47__StandardFont" w:hAnsi="C47__StandardFont" w:cs="C47__StandardFont"/>
-                          <w:kern w:val="0"/>
-                          <w:lang w:val="en-GB"/>
-                        </w:rPr>
-                        <w:t>↵</w:t>
-                      </w:r>
-                      <w:r>
-                        <w:rPr>
-                          <w:color w:val="0070C0"/>
-                          <w:highlight w:val="cyan"/>
-                        </w:rPr>
-                        <w:t>Y</w:t>
-                      </w:r>
-                      <w:r>
-                        <w:rPr>
-                          <w:rFonts w:ascii="C47__StandardFont" w:hAnsi="C47__StandardFont" w:cs="C47__StandardFont"/>
-                          <w:kern w:val="0"/>
-                          <w:lang w:val="en-GB"/>
-                        </w:rPr>
-                        <w:t>↵</w:t>
-                      </w:r>
-                      <w:r>
-                        <w:rPr>
-                          <w:color w:val="0070C0"/>
-                          <w:highlight w:val="green"/>
-                        </w:rPr>
-                        <w:t>Z</w:t>
-                      </w:r>
-                      <w:r>
-                        <w:rPr>
-                          <w:color w:val="0070C0"/>
-                        </w:rPr>
-                        <w:t xml:space="preserve"> in step 0022 above. The mapping is shown in colours as follows:</w:t>
-                      </w:r>
-                    </w:p>
-                    <w:p>
-                      <w:pPr>
-                        <w:rPr>
-                          <w:color w:val="0070C0"/>
-                          <w:lang w:val="en-US"/>
-                        </w:rPr>
-                      </w:pPr>
-                      <w:r>
-                        <w:rPr>
-                          <w:rFonts w:ascii="C47__StandardFont" w:hAnsi="C47__StandardFont" w:cs="C47__StandardFont"/>
-                          <w:kern w:val="0"/>
-                          <w:lang w:val="en-GB"/>
-                        </w:rPr>
-                        <w:tab/>
-                      </w:r>
-                      <w:r>
-                        <w:rPr>
-                          <w:rFonts w:ascii="C47__StandardFont" w:hAnsi="C47__StandardFont" w:cs="C47__StandardFont"/>
-                          <w:kern w:val="0"/>
-                          <w:highlight w:val="yellow"/>
-                          <w:lang w:val="en-GB"/>
-                        </w:rPr>
-                        <w:t>x</w:t>
-                      </w:r>
-                      <w:r>
-                        <w:rPr>
-                          <w:rFonts w:ascii="C47__StandardFont" w:hAnsi="C47__StandardFont" w:cs="C47__StandardFont"/>
-                          <w:kern w:val="0"/>
-                          <w:highlight w:val="yellow"/>
-                          <w:vertAlign w:val="superscript"/>
-                          <w:lang w:val="en-GB"/>
-                        </w:rPr>
-                        <w:t>2</w:t>
-                      </w:r>
-                      <w:r>
-                        <w:rPr>
-                          <w:rFonts w:ascii="C47__StandardFont" w:hAnsi="C47__StandardFont" w:cs="C47__StandardFont"/>
-                          <w:kern w:val="0"/>
-                          <w:highlight w:val="yellow"/>
-                          <w:lang w:val="en-GB"/>
-                        </w:rPr>
-                        <w:t>+2x-2:</w:t>
-                      </w:r>
-                      <w:r>
-                        <w:rPr>
-                          <w:rFonts w:ascii="C47__StandardFont" w:hAnsi="C47__StandardFont" w:cs="C47__StandardFont"/>
-                          <w:kern w:val="0"/>
-                          <w:lang w:val="en-GB"/>
-                        </w:rPr>
-                        <w:t>↵</w:t>
-                      </w:r>
-                      <w:r>
-                        <w:rPr>
-                          <w:rFonts w:ascii="C47__StandardFont" w:hAnsi="C47__StandardFont" w:cs="C47__StandardFont"/>
-                          <w:kern w:val="0"/>
-                          <w:highlight w:val="magenta"/>
-                          <w:vertAlign w:val="subscript"/>
-                          <w:lang w:val="en-GB"/>
-                        </w:rPr>
-                        <w:t xml:space="preserve"> r1</w:t>
-                      </w:r>
-                      <w:r>
-                        <w:rPr>
-                          <w:rFonts w:ascii="C47__StandardFont" w:hAnsi="C47__StandardFont" w:cs="C47__StandardFont"/>
-                          <w:kern w:val="0"/>
-                          <w:highlight w:val="magenta"/>
-                          <w:lang w:val="en-GB"/>
-                        </w:rPr>
-                        <w:t>=</w:t>
-                      </w:r>
-                      <w:r>
-                        <w:rPr>
-                          <w:rFonts w:ascii="C47__StandardFont" w:hAnsi="C47__StandardFont" w:cs="C47__StandardFont"/>
-                          <w:kern w:val="0"/>
-                          <w:lang w:val="en-GB"/>
-                        </w:rPr>
-                        <w:t>↵</w:t>
-                      </w:r>
-                      <w:r>
-                        <w:rPr>
-                          <w:rFonts w:ascii="C47__StandardFont" w:hAnsi="C47__StandardFont" w:cs="C47__StandardFont"/>
-                          <w:kern w:val="0"/>
-                          <w:highlight w:val="cyan"/>
-                          <w:lang w:val="en-GB"/>
-                        </w:rPr>
-                        <w:t>r</w:t>
-                      </w:r>
-                      <w:r>
-                        <w:rPr>
-                          <w:rFonts w:ascii="C47__StandardFont" w:hAnsi="C47__StandardFont" w:cs="C47__StandardFont"/>
-                          <w:kern w:val="0"/>
-                          <w:highlight w:val="cyan"/>
-                          <w:vertAlign w:val="subscript"/>
-                          <w:lang w:val="en-GB"/>
-                        </w:rPr>
-                        <w:t>2</w:t>
-                      </w:r>
-                      <w:r>
-                        <w:rPr>
-                          <w:rFonts w:ascii="C47__StandardFont" w:hAnsi="C47__StandardFont" w:cs="C47__StandardFont"/>
-                          <w:kern w:val="0"/>
-                          <w:highlight w:val="cyan"/>
-                          <w:lang w:val="en-GB"/>
-                        </w:rPr>
-                        <w:t>=</w:t>
-                      </w:r>
-                      <w:r>
-                        <w:rPr>
-                          <w:rFonts w:ascii="C47__StandardFont" w:hAnsi="C47__StandardFont" w:cs="C47__StandardFont"/>
-                          <w:kern w:val="0"/>
-                          <w:lang w:val="en-GB"/>
-                        </w:rPr>
-                        <w:t>↵</w:t>
-                      </w:r>
-                      <w:r>
-                        <w:rPr>
-                          <w:rFonts w:ascii="C47__StandardFont" w:hAnsi="C47__StandardFont" w:cs="C47__StandardFont"/>
-                          <w:kern w:val="0"/>
-                          <w:highlight w:val="green"/>
-                          <w:lang w:val="en-GB"/>
-                        </w:rPr>
-                        <w:t>∫=</w:t>
-                      </w:r>
-                    </w:p>
-                    <w:p>
-                      <w:pPr>
-                        <w:pStyle w:val="ListParagraph"/>
-                        <w:rPr>
-                          <w:color w:val="0070C0"/>
-                          <w:lang w:val="en-US"/>
-                        </w:rPr>
-                      </w:pPr>
-                    </w:p>
-                    <w:p>
-                      <w:pPr>
-                        <w:rPr>
-                          <w:color w:val="0070C0"/>
-                          <w:lang w:val="en-US"/>
-                        </w:rPr>
-                      </w:pPr>
-                    </w:p>
-                  </w:txbxContent>
-                </v:textbox>
-                <w10:wrap anchorx="margin"/>
-              </v:shape>
-            </w:pict>
-          </mc:Fallback>
-        </mc:AlternateContent>
-      </w:r>
     </w:p>
     <w:p>
       <w:pPr>
@@ -13568,7 +14662,7 @@
                 <w:lang w:val="en-GB"/>
               </w:rPr>
               <w:drawing>
-                <wp:inline distT="0" distB="0" distL="0" distR="0" wp14:anchorId="09E96FB2" wp14:editId="0508C604">
+                <wp:inline distT="0" distB="0" distL="0" distR="0" wp14:anchorId="09E96FB2" wp14:editId="30E143F5">
                   <wp:extent cx="1273486" cy="762523"/>
                   <wp:effectExtent l="0" t="0" r="0" b="0"/>
                   <wp:docPr id="897845237" name="Picture 29"/>
@@ -13966,7 +15060,7 @@
                 <w:lang w:val="en-GB"/>
               </w:rPr>
               <w:drawing>
-                <wp:inline distT="0" distB="0" distL="0" distR="0" wp14:anchorId="6C941017" wp14:editId="4C200FBE">
+                <wp:inline distT="0" distB="0" distL="0" distR="0" wp14:anchorId="6C941017" wp14:editId="0FD31BE1">
                   <wp:extent cx="1274400" cy="763200"/>
                   <wp:effectExtent l="0" t="0" r="0" b="0"/>
                   <wp:docPr id="458327491" name="Picture 28"/>
@@ -14360,7 +15454,7 @@
                 <w:lang w:val="en-GB"/>
               </w:rPr>
               <w:drawing>
-                <wp:inline distT="0" distB="0" distL="0" distR="0" wp14:anchorId="1DD98A54" wp14:editId="112178B2">
+                <wp:inline distT="0" distB="0" distL="0" distR="0" wp14:anchorId="1DD98A54" wp14:editId="31CFE6B9">
                   <wp:extent cx="1274400" cy="763200"/>
                   <wp:effectExtent l="0" t="0" r="0" b="0"/>
                   <wp:docPr id="1717646472" name="Picture 27"/>
@@ -14730,7 +15824,7 @@
                 <w:lang w:val="en-GB"/>
               </w:rPr>
               <w:drawing>
-                <wp:inline distT="0" distB="0" distL="0" distR="0" wp14:anchorId="1A80F955" wp14:editId="57EF4471">
+                <wp:inline distT="0" distB="0" distL="0" distR="0" wp14:anchorId="1A80F955" wp14:editId="41FA13A1">
                   <wp:extent cx="1274400" cy="763200"/>
                   <wp:effectExtent l="0" t="0" r="0" b="0"/>
                   <wp:docPr id="2082264400" name="Picture 25"/>
@@ -15146,7 +16240,7 @@
                 <w:lang w:val="en-GB"/>
               </w:rPr>
               <w:drawing>
-                <wp:inline distT="0" distB="0" distL="0" distR="0" wp14:anchorId="28EB0FBF" wp14:editId="21BFD8DC">
+                <wp:inline distT="0" distB="0" distL="0" distR="0" wp14:anchorId="28EB0FBF" wp14:editId="311D0949">
                   <wp:extent cx="1274400" cy="763200"/>
                   <wp:effectExtent l="0" t="0" r="0" b="0"/>
                   <wp:docPr id="830299357" name="Picture 24"/>
@@ -16359,7 +17453,7 @@
                 <w:lang w:val="en-GB"/>
               </w:rPr>
               <w:drawing>
-                <wp:inline distT="0" distB="0" distL="0" distR="0" wp14:anchorId="0AD24F9D" wp14:editId="6A142442">
+                <wp:inline distT="0" distB="0" distL="0" distR="0" wp14:anchorId="0AD24F9D" wp14:editId="0CD70D11">
                   <wp:extent cx="1274400" cy="763200"/>
                   <wp:effectExtent l="0" t="0" r="0" b="0"/>
                   <wp:docPr id="1784935016" name="Picture 23"/>
@@ -16743,7 +17837,7 @@
                 <w:lang w:val="en-GB"/>
               </w:rPr>
               <w:drawing>
-                <wp:inline distT="0" distB="0" distL="0" distR="0" wp14:anchorId="24869129" wp14:editId="1FBB28AC">
+                <wp:inline distT="0" distB="0" distL="0" distR="0" wp14:anchorId="24869129" wp14:editId="6C0EBF8A">
                   <wp:extent cx="1274400" cy="763200"/>
                   <wp:effectExtent l="0" t="0" r="0" b="0"/>
                   <wp:docPr id="1829703122" name="Picture 22"/>
@@ -17285,7 +18379,7 @@
                 <w:lang w:val="en-GB"/>
               </w:rPr>
               <w:drawing>
-                <wp:inline distT="0" distB="0" distL="0" distR="0" wp14:anchorId="1DB4A47A" wp14:editId="124C99F6">
+                <wp:inline distT="0" distB="0" distL="0" distR="0" wp14:anchorId="1DB4A47A" wp14:editId="0DD629D0">
                   <wp:extent cx="1274400" cy="763200"/>
                   <wp:effectExtent l="0" t="0" r="0" b="0"/>
                   <wp:docPr id="826304580" name="Picture 21"/>
@@ -17741,7 +18835,7 @@
                 <w:lang w:val="en-GB"/>
               </w:rPr>
               <w:drawing>
-                <wp:inline distT="0" distB="0" distL="0" distR="0" wp14:anchorId="4FC9C730" wp14:editId="0EDB68B5">
+                <wp:inline distT="0" distB="0" distL="0" distR="0" wp14:anchorId="4FC9C730" wp14:editId="10B1BE17">
                   <wp:extent cx="1274400" cy="763200"/>
                   <wp:effectExtent l="0" t="0" r="0" b="0"/>
                   <wp:docPr id="1154159567" name="Picture 20"/>
@@ -37001,7 +38095,6 @@
   <w:style w:type="character" w:default="1" w:styleId="DefaultParagraphFont">
     <w:name w:val="Default Paragraph Font"/>
     <w:uiPriority w:val="1"/>
-    <w:semiHidden/>
     <w:unhideWhenUsed/>
   </w:style>
   <w:style w:type="table" w:default="1" w:styleId="TableNormal">
